--- a/Syllabi/STOR155_002_SYLLABUS.docx
+++ b/Syllabi/STOR155_002_SYLLABUS.docx
@@ -155,681 +155,6 @@
         <w:t>.</w:t>
       </w:r>
     </w:p>
-    <w:tbl>
-      <w:tblPr>
-        <w:tblStyle w:val="TableGrid"/>
-        <w:tblpPr w:leftFromText="180" w:rightFromText="180" w:vertAnchor="text" w:horzAnchor="margin" w:tblpY="849"/>
-        <w:tblW w:w="10201" w:type="dxa"/>
-        <w:tblLook w:val="04A0" w:firstRow="1" w:lastRow="0" w:firstColumn="1" w:lastColumn="0" w:noHBand="0" w:noVBand="1"/>
-      </w:tblPr>
-      <w:tblGrid>
-        <w:gridCol w:w="2425"/>
-        <w:gridCol w:w="7776"/>
-      </w:tblGrid>
-      <w:tr>
-        <w:trPr>
-          <w:trHeight w:val="1152"/>
-        </w:trPr>
-        <w:tc>
-          <w:tcPr>
-            <w:tcW w:w="2425" w:type="dxa"/>
-          </w:tcPr>
-          <w:p>
-            <w:pPr>
-              <w:pStyle w:val="Heading2"/>
-              <w:rPr>
-                <w:rFonts w:asciiTheme="minorHAnsi" w:hAnsiTheme="minorHAnsi" w:cstheme="minorHAnsi"/>
-                <w:color w:val="auto"/>
-                <w:sz w:val="22"/>
-                <w:szCs w:val="22"/>
-              </w:rPr>
-            </w:pPr>
-            <w:r>
-              <w:rPr>
-                <w:rFonts w:asciiTheme="minorHAnsi" w:hAnsiTheme="minorHAnsi" w:cstheme="minorHAnsi"/>
-                <w:color w:val="auto"/>
-                <w:sz w:val="22"/>
-                <w:szCs w:val="22"/>
-              </w:rPr>
-              <w:t>Instructor</w:t>
-            </w:r>
-          </w:p>
-        </w:tc>
-        <w:tc>
-          <w:tcPr>
-            <w:tcW w:w="7776" w:type="dxa"/>
-            <w:vAlign w:val="center"/>
-          </w:tcPr>
-          <w:p>
-            <w:pPr>
-              <w:rPr>
-                <w:rFonts w:cstheme="minorHAnsi"/>
-              </w:rPr>
-            </w:pPr>
-            <w:r>
-              <w:rPr>
-                <w:rFonts w:cstheme="minorHAnsi"/>
-              </w:rPr>
-              <w:t>Dr. Mario Giacomazzo</w:t>
-            </w:r>
-          </w:p>
-          <w:p>
-            <w:pPr>
-              <w:rPr>
-                <w:rFonts w:cstheme="minorHAnsi"/>
-              </w:rPr>
-            </w:pPr>
-            <w:r>
-              <w:rPr>
-                <w:rFonts w:cstheme="minorHAnsi"/>
-              </w:rPr>
-              <w:t>Phone: 480-489-1398</w:t>
-            </w:r>
-          </w:p>
-          <w:p>
-            <w:r>
-              <w:rPr>
-                <w:rFonts w:cstheme="minorHAnsi"/>
-              </w:rPr>
-              <w:t xml:space="preserve">Email: </w:t>
-            </w:r>
-            <w:hyperlink r:id="rId8" w:history="1">
-              <w:r>
-                <w:rPr>
-                  <w:rStyle w:val="Hyperlink"/>
-                </w:rPr>
-                <w:t>mgiacoma@email.unc.edu</w:t>
-              </w:r>
-            </w:hyperlink>
-          </w:p>
-          <w:p>
-            <w:pPr>
-              <w:rPr>
-                <w:rFonts w:cstheme="minorHAnsi"/>
-              </w:rPr>
-            </w:pPr>
-            <w:r>
-              <w:t xml:space="preserve">Office Hours: </w:t>
-            </w:r>
-            <w:r>
-              <w:rPr>
-                <w:rFonts w:cstheme="minorHAnsi"/>
-              </w:rPr>
-              <w:t>Mondays, 12:30PM to 4:30PM in Hanes 134</w:t>
-            </w:r>
-          </w:p>
-        </w:tc>
-      </w:tr>
-      <w:tr>
-        <w:trPr>
-          <w:trHeight w:val="809"/>
-        </w:trPr>
-        <w:tc>
-          <w:tcPr>
-            <w:tcW w:w="2425" w:type="dxa"/>
-          </w:tcPr>
-          <w:p>
-            <w:pPr>
-              <w:pStyle w:val="Heading2"/>
-              <w:rPr>
-                <w:rFonts w:asciiTheme="minorHAnsi" w:hAnsiTheme="minorHAnsi" w:cstheme="minorHAnsi"/>
-                <w:color w:val="auto"/>
-                <w:sz w:val="22"/>
-                <w:szCs w:val="22"/>
-              </w:rPr>
-            </w:pPr>
-            <w:r>
-              <w:rPr>
-                <w:rFonts w:asciiTheme="minorHAnsi" w:hAnsiTheme="minorHAnsi" w:cstheme="minorHAnsi"/>
-                <w:color w:val="auto"/>
-                <w:sz w:val="22"/>
-                <w:szCs w:val="22"/>
-              </w:rPr>
-              <w:t xml:space="preserve">Teaching Assistant </w:t>
-            </w:r>
-          </w:p>
-        </w:tc>
-        <w:tc>
-          <w:tcPr>
-            <w:tcW w:w="7776" w:type="dxa"/>
-            <w:vAlign w:val="center"/>
-          </w:tcPr>
-          <w:p>
-            <w:pPr>
-              <w:rPr>
-                <w:rFonts w:cstheme="minorHAnsi"/>
-              </w:rPr>
-            </w:pPr>
-            <w:r>
-              <w:rPr>
-                <w:rFonts w:cstheme="minorHAnsi"/>
-              </w:rPr>
-              <w:t xml:space="preserve">Srivatsa Balaji </w:t>
-            </w:r>
-          </w:p>
-          <w:p>
-            <w:pPr>
-              <w:rPr>
-                <w:rFonts w:cstheme="minorHAnsi"/>
-              </w:rPr>
-            </w:pPr>
-            <w:r>
-              <w:rPr>
-                <w:rFonts w:cstheme="minorHAnsi"/>
-              </w:rPr>
-              <w:t>Email:</w:t>
-            </w:r>
-            <w:r>
-              <w:rPr>
-                <w:rFonts w:cstheme="minorHAnsi"/>
-              </w:rPr>
-              <w:t xml:space="preserve"> </w:t>
-            </w:r>
-            <w:r>
-              <w:rPr>
-                <w:rFonts w:cstheme="minorHAnsi"/>
-              </w:rPr>
-              <w:t>sri02@unc.edu</w:t>
-            </w:r>
-          </w:p>
-          <w:p>
-            <w:pPr>
-              <w:rPr>
-                <w:rFonts w:cstheme="minorHAnsi"/>
-              </w:rPr>
-            </w:pPr>
-            <w:r>
-              <w:rPr>
-                <w:rFonts w:cstheme="minorHAnsi"/>
-              </w:rPr>
-              <w:t xml:space="preserve">Office Hours: </w:t>
-            </w:r>
-            <w:r>
-              <w:rPr>
-                <w:rFonts w:cstheme="minorHAnsi"/>
-              </w:rPr>
-              <w:t xml:space="preserve"> Fridays, 9:30AM to 11:30AM in Hanes B-44</w:t>
-            </w:r>
-          </w:p>
-        </w:tc>
-      </w:tr>
-      <w:tr>
-        <w:trPr>
-          <w:trHeight w:val="288"/>
-        </w:trPr>
-        <w:tc>
-          <w:tcPr>
-            <w:tcW w:w="2425" w:type="dxa"/>
-            <w:vAlign w:val="center"/>
-          </w:tcPr>
-          <w:p>
-            <w:pPr>
-              <w:pStyle w:val="Heading2"/>
-              <w:rPr>
-                <w:rFonts w:asciiTheme="minorHAnsi" w:hAnsiTheme="minorHAnsi" w:cstheme="minorHAnsi"/>
-                <w:color w:val="auto"/>
-                <w:sz w:val="22"/>
-                <w:szCs w:val="22"/>
-              </w:rPr>
-            </w:pPr>
-            <w:r>
-              <w:rPr>
-                <w:rFonts w:asciiTheme="minorHAnsi" w:hAnsiTheme="minorHAnsi" w:cstheme="minorHAnsi"/>
-                <w:color w:val="auto"/>
-                <w:sz w:val="22"/>
-                <w:szCs w:val="22"/>
-              </w:rPr>
-              <w:t>Course Website</w:t>
-            </w:r>
-          </w:p>
-        </w:tc>
-        <w:tc>
-          <w:tcPr>
-            <w:tcW w:w="7776" w:type="dxa"/>
-            <w:vAlign w:val="center"/>
-          </w:tcPr>
-          <w:p>
-            <w:pPr>
-              <w:rPr>
-                <w:rFonts w:cstheme="minorHAnsi"/>
-              </w:rPr>
-            </w:pPr>
-            <w:r>
-              <w:rPr>
-                <w:rFonts w:cstheme="minorHAnsi"/>
-              </w:rPr>
-              <w:t xml:space="preserve">Main: </w:t>
-            </w:r>
-            <w:r>
-              <w:t xml:space="preserve"> </w:t>
-            </w:r>
-            <w:hyperlink r:id="rId9" w:history="1">
-              <w:r>
-                <w:rPr>
-                  <w:rStyle w:val="Hyperlink"/>
-                  <w:rFonts w:cstheme="minorHAnsi"/>
-                </w:rPr>
-                <w:t>https://supermariogiacomazzo.github.io/STOR155_WEBSITE/</w:t>
-              </w:r>
-            </w:hyperlink>
-            <w:r>
-              <w:rPr>
-                <w:rFonts w:cstheme="minorHAnsi"/>
-              </w:rPr>
-              <w:t xml:space="preserve"> </w:t>
-            </w:r>
-          </w:p>
-          <w:p>
-            <w:pPr>
-              <w:rPr>
-                <w:rFonts w:cstheme="minorHAnsi"/>
-              </w:rPr>
-            </w:pPr>
-            <w:r>
-              <w:rPr>
-                <w:rFonts w:cstheme="minorHAnsi"/>
-              </w:rPr>
-              <w:t xml:space="preserve">Canvas (Grades): </w:t>
-            </w:r>
-            <w:hyperlink r:id="rId10" w:history="1">
-              <w:r>
-                <w:rPr>
-                  <w:rStyle w:val="Hyperlink"/>
-                  <w:rFonts w:cstheme="minorHAnsi"/>
-                </w:rPr>
-                <w:t>https://edtech.unc.edu/service/canvas/</w:t>
-              </w:r>
-            </w:hyperlink>
-            <w:r>
-              <w:rPr>
-                <w:rFonts w:cstheme="minorHAnsi"/>
-              </w:rPr>
-              <w:t xml:space="preserve"> </w:t>
-            </w:r>
-          </w:p>
-        </w:tc>
-      </w:tr>
-      <w:tr>
-        <w:trPr>
-          <w:trHeight w:val="576"/>
-        </w:trPr>
-        <w:tc>
-          <w:tcPr>
-            <w:tcW w:w="2425" w:type="dxa"/>
-            <w:vAlign w:val="center"/>
-          </w:tcPr>
-          <w:p>
-            <w:pPr>
-              <w:pStyle w:val="Heading2"/>
-              <w:rPr>
-                <w:rFonts w:asciiTheme="minorHAnsi" w:hAnsiTheme="minorHAnsi" w:cstheme="minorHAnsi"/>
-                <w:color w:val="auto"/>
-                <w:sz w:val="22"/>
-                <w:szCs w:val="22"/>
-              </w:rPr>
-            </w:pPr>
-            <w:r>
-              <w:rPr>
-                <w:rFonts w:asciiTheme="minorHAnsi" w:hAnsiTheme="minorHAnsi" w:cstheme="minorHAnsi"/>
-                <w:color w:val="auto"/>
-                <w:sz w:val="22"/>
-                <w:szCs w:val="22"/>
-              </w:rPr>
-              <w:t>Lectures</w:t>
-            </w:r>
-          </w:p>
-        </w:tc>
-        <w:tc>
-          <w:tcPr>
-            <w:tcW w:w="7776" w:type="dxa"/>
-            <w:vAlign w:val="center"/>
-          </w:tcPr>
-          <w:p>
-            <w:pPr>
-              <w:rPr>
-                <w:rFonts w:cstheme="minorHAnsi"/>
-              </w:rPr>
-            </w:pPr>
-            <w:r>
-              <w:rPr>
-                <w:rFonts w:cstheme="minorHAnsi"/>
-              </w:rPr>
-              <w:t>TTh, 3:30PM to 4:45PM in Hanes 120</w:t>
-            </w:r>
-          </w:p>
-        </w:tc>
-      </w:tr>
-      <w:tr>
-        <w:trPr>
-          <w:trHeight w:val="269"/>
-        </w:trPr>
-        <w:tc>
-          <w:tcPr>
-            <w:tcW w:w="2425" w:type="dxa"/>
-          </w:tcPr>
-          <w:p>
-            <w:pPr>
-              <w:pStyle w:val="Heading2"/>
-              <w:rPr>
-                <w:rFonts w:asciiTheme="minorHAnsi" w:hAnsiTheme="minorHAnsi" w:cstheme="minorHAnsi"/>
-                <w:color w:val="auto"/>
-                <w:sz w:val="22"/>
-                <w:szCs w:val="22"/>
-              </w:rPr>
-            </w:pPr>
-            <w:r>
-              <w:rPr>
-                <w:rFonts w:asciiTheme="minorHAnsi" w:hAnsiTheme="minorHAnsi" w:cstheme="minorHAnsi"/>
-                <w:color w:val="auto"/>
-                <w:sz w:val="22"/>
-                <w:szCs w:val="22"/>
-              </w:rPr>
-              <w:t>Open Tutorial Sessions</w:t>
-            </w:r>
-          </w:p>
-        </w:tc>
-        <w:tc>
-          <w:tcPr>
-            <w:tcW w:w="7776" w:type="dxa"/>
-            <w:vAlign w:val="center"/>
-          </w:tcPr>
-          <w:p>
-            <w:pPr>
-              <w:rPr>
-                <w:rFonts w:cstheme="minorHAnsi"/>
-              </w:rPr>
-            </w:pPr>
-            <w:r>
-              <w:rPr>
-                <w:rFonts w:cstheme="minorHAnsi"/>
-              </w:rPr>
-              <w:t>Sunday to Thursday from 7PM to 8PM</w:t>
-            </w:r>
-          </w:p>
-        </w:tc>
-      </w:tr>
-      <w:tr>
-        <w:trPr>
-          <w:trHeight w:val="269"/>
-        </w:trPr>
-        <w:tc>
-          <w:tcPr>
-            <w:tcW w:w="2425" w:type="dxa"/>
-          </w:tcPr>
-          <w:p>
-            <w:pPr>
-              <w:pStyle w:val="Heading2"/>
-              <w:rPr>
-                <w:rFonts w:asciiTheme="minorHAnsi" w:hAnsiTheme="minorHAnsi" w:cstheme="minorHAnsi"/>
-                <w:color w:val="auto"/>
-                <w:sz w:val="22"/>
-                <w:szCs w:val="22"/>
-              </w:rPr>
-            </w:pPr>
-            <w:r>
-              <w:rPr>
-                <w:rFonts w:asciiTheme="minorHAnsi" w:hAnsiTheme="minorHAnsi" w:cstheme="minorHAnsi"/>
-                <w:color w:val="auto"/>
-                <w:sz w:val="22"/>
-                <w:szCs w:val="22"/>
-              </w:rPr>
-              <w:t>Course Texts</w:t>
-            </w:r>
-          </w:p>
-        </w:tc>
-        <w:tc>
-          <w:tcPr>
-            <w:tcW w:w="7776" w:type="dxa"/>
-            <w:vAlign w:val="center"/>
-          </w:tcPr>
-          <w:p>
-            <w:pPr>
-              <w:rPr>
-                <w:rFonts w:cstheme="minorHAnsi"/>
-              </w:rPr>
-            </w:pPr>
-            <w:r>
-              <w:t xml:space="preserve">OpenIntro Statistics, </w:t>
-            </w:r>
-            <w:r>
-              <w:t>4</w:t>
-            </w:r>
-            <w:r>
-              <w:rPr>
-                <w:vertAlign w:val="superscript"/>
-              </w:rPr>
-              <w:t>th</w:t>
-            </w:r>
-            <w:r>
-              <w:t xml:space="preserve"> Edition by Diez, Barr, and Rundel.</w:t>
-            </w:r>
-          </w:p>
-        </w:tc>
-      </w:tr>
-      <w:tr>
-        <w:trPr>
-          <w:trHeight w:val="50"/>
-        </w:trPr>
-        <w:tc>
-          <w:tcPr>
-            <w:tcW w:w="2425" w:type="dxa"/>
-          </w:tcPr>
-          <w:p>
-            <w:pPr>
-              <w:pStyle w:val="Heading2"/>
-              <w:rPr>
-                <w:rFonts w:asciiTheme="minorHAnsi" w:hAnsiTheme="minorHAnsi" w:cstheme="minorHAnsi"/>
-                <w:color w:val="auto"/>
-                <w:sz w:val="22"/>
-                <w:szCs w:val="22"/>
-              </w:rPr>
-            </w:pPr>
-            <w:r>
-              <w:rPr>
-                <w:rFonts w:asciiTheme="minorHAnsi" w:hAnsiTheme="minorHAnsi" w:cstheme="minorHAnsi"/>
-                <w:color w:val="auto"/>
-                <w:sz w:val="22"/>
-                <w:szCs w:val="22"/>
-              </w:rPr>
-              <w:t>Course Format</w:t>
-            </w:r>
-          </w:p>
-        </w:tc>
-        <w:tc>
-          <w:tcPr>
-            <w:tcW w:w="7776" w:type="dxa"/>
-            <w:shd w:val="clear" w:color="auto" w:fill="FFFFFF" w:themeFill="background1"/>
-            <w:vAlign w:val="center"/>
-          </w:tcPr>
-          <w:p>
-            <w:pPr>
-              <w:rPr>
-                <w:rFonts w:cstheme="minorHAnsi"/>
-              </w:rPr>
-            </w:pPr>
-            <w:r>
-              <w:rPr>
-                <w:rFonts w:cstheme="minorHAnsi"/>
-                <w:shd w:val="clear" w:color="auto" w:fill="FFFFFF" w:themeFill="background1"/>
-              </w:rPr>
-              <w:t xml:space="preserve">The course format will include </w:t>
-            </w:r>
-            <w:r>
-              <w:rPr>
-                <w:rFonts w:cstheme="minorHAnsi"/>
-                <w:shd w:val="clear" w:color="auto" w:fill="FFFFFF" w:themeFill="background1"/>
-              </w:rPr>
-              <w:t>two</w:t>
-            </w:r>
-            <w:r>
-              <w:rPr>
-                <w:rFonts w:cstheme="minorHAnsi"/>
-                <w:shd w:val="clear" w:color="auto" w:fill="FFFFFF" w:themeFill="background1"/>
-              </w:rPr>
-              <w:t xml:space="preserve"> </w:t>
-            </w:r>
-            <w:r>
-              <w:rPr>
-                <w:rFonts w:cstheme="minorHAnsi"/>
-                <w:shd w:val="clear" w:color="auto" w:fill="FFFFFF" w:themeFill="background1"/>
-              </w:rPr>
-              <w:t>weekly lectures.</w:t>
-            </w:r>
-          </w:p>
-        </w:tc>
-      </w:tr>
-      <w:tr>
-        <w:trPr>
-          <w:trHeight w:val="576"/>
-        </w:trPr>
-        <w:tc>
-          <w:tcPr>
-            <w:tcW w:w="2425" w:type="dxa"/>
-            <w:vAlign w:val="center"/>
-          </w:tcPr>
-          <w:p>
-            <w:pPr>
-              <w:pStyle w:val="Heading2"/>
-              <w:rPr>
-                <w:rFonts w:asciiTheme="minorHAnsi" w:hAnsiTheme="minorHAnsi" w:cstheme="minorHAnsi"/>
-                <w:color w:val="auto"/>
-                <w:sz w:val="22"/>
-                <w:szCs w:val="22"/>
-              </w:rPr>
-            </w:pPr>
-            <w:r>
-              <w:rPr>
-                <w:rFonts w:asciiTheme="minorHAnsi" w:hAnsiTheme="minorHAnsi" w:cstheme="minorHAnsi"/>
-                <w:color w:val="auto"/>
-                <w:sz w:val="22"/>
-                <w:szCs w:val="22"/>
-              </w:rPr>
-              <w:t>Credit hours</w:t>
-            </w:r>
-          </w:p>
-        </w:tc>
-        <w:tc>
-          <w:tcPr>
-            <w:tcW w:w="7776" w:type="dxa"/>
-            <w:vAlign w:val="center"/>
-          </w:tcPr>
-          <w:p>
-            <w:pPr>
-              <w:rPr>
-                <w:rFonts w:cstheme="minorHAnsi"/>
-              </w:rPr>
-            </w:pPr>
-            <w:r>
-              <w:rPr>
-                <w:rFonts w:cstheme="minorHAnsi"/>
-              </w:rPr>
-              <w:t>3</w:t>
-            </w:r>
-          </w:p>
-        </w:tc>
-      </w:tr>
-      <w:tr>
-        <w:trPr>
-          <w:trHeight w:val="288"/>
-        </w:trPr>
-        <w:tc>
-          <w:tcPr>
-            <w:tcW w:w="2425" w:type="dxa"/>
-            <w:vAlign w:val="center"/>
-          </w:tcPr>
-          <w:p>
-            <w:pPr>
-              <w:pStyle w:val="Heading2"/>
-              <w:rPr>
-                <w:rFonts w:asciiTheme="minorHAnsi" w:hAnsiTheme="minorHAnsi" w:cstheme="minorHAnsi"/>
-                <w:color w:val="auto"/>
-                <w:sz w:val="22"/>
-                <w:szCs w:val="22"/>
-              </w:rPr>
-            </w:pPr>
-            <w:r>
-              <w:rPr>
-                <w:rFonts w:asciiTheme="minorHAnsi" w:hAnsiTheme="minorHAnsi" w:cstheme="minorHAnsi"/>
-                <w:color w:val="auto"/>
-                <w:sz w:val="22"/>
-                <w:szCs w:val="22"/>
-              </w:rPr>
-              <w:t xml:space="preserve">Prerequisites </w:t>
-            </w:r>
-          </w:p>
-        </w:tc>
-        <w:tc>
-          <w:tcPr>
-            <w:tcW w:w="7776" w:type="dxa"/>
-            <w:shd w:val="clear" w:color="auto" w:fill="FFFFFF" w:themeFill="background1"/>
-            <w:vAlign w:val="center"/>
-          </w:tcPr>
-          <w:p>
-            <w:pPr>
-              <w:rPr>
-                <w:rFonts w:cstheme="minorHAnsi"/>
-              </w:rPr>
-            </w:pPr>
-            <w:r>
-              <w:rPr>
-                <w:rFonts w:cstheme="minorHAnsi"/>
-              </w:rPr>
-              <w:t>Math 110 or exemption</w:t>
-            </w:r>
-          </w:p>
-        </w:tc>
-      </w:tr>
-      <w:tr>
-        <w:trPr>
-          <w:trHeight w:val="288"/>
-        </w:trPr>
-        <w:tc>
-          <w:tcPr>
-            <w:tcW w:w="2425" w:type="dxa"/>
-          </w:tcPr>
-          <w:p>
-            <w:pPr>
-              <w:pStyle w:val="Heading2"/>
-              <w:rPr>
-                <w:rFonts w:asciiTheme="minorHAnsi" w:hAnsiTheme="minorHAnsi" w:cstheme="minorHAnsi"/>
-                <w:color w:val="auto"/>
-                <w:sz w:val="22"/>
-                <w:szCs w:val="22"/>
-              </w:rPr>
-            </w:pPr>
-            <w:r>
-              <w:rPr>
-                <w:rFonts w:asciiTheme="minorHAnsi" w:hAnsiTheme="minorHAnsi" w:cstheme="minorHAnsi"/>
-                <w:color w:val="auto"/>
-                <w:sz w:val="22"/>
-                <w:szCs w:val="22"/>
-              </w:rPr>
-              <w:t xml:space="preserve">Target Audience </w:t>
-            </w:r>
-          </w:p>
-        </w:tc>
-        <w:tc>
-          <w:tcPr>
-            <w:tcW w:w="7776" w:type="dxa"/>
-            <w:shd w:val="clear" w:color="auto" w:fill="FFFFFF" w:themeFill="background1"/>
-            <w:vAlign w:val="center"/>
-          </w:tcPr>
-          <w:p>
-            <w:pPr>
-              <w:rPr>
-                <w:rFonts w:cstheme="minorHAnsi"/>
-              </w:rPr>
-            </w:pPr>
-            <w:r>
-              <w:rPr>
-                <w:rFonts w:cstheme="minorHAnsi"/>
-              </w:rPr>
-              <w:t>This course is designed for Statistics and Analytics majors and students from other majors who require experience with statistical skills for data analysis</w:t>
-            </w:r>
-          </w:p>
-        </w:tc>
-      </w:tr>
-    </w:tbl>
     <w:p>
       <w:pPr>
         <w:spacing w:before="360"/>
@@ -850,6 +175,761 @@
         <w:t>Course Structure</w:t>
       </w:r>
     </w:p>
+    <w:tbl>
+      <w:tblPr>
+        <w:tblStyle w:val="TableGrid"/>
+        <w:tblpPr w:leftFromText="180" w:rightFromText="180" w:vertAnchor="text" w:horzAnchor="margin" w:tblpY="92"/>
+        <w:tblW w:w="0" w:type="auto"/>
+        <w:tblLook w:val="04A0" w:firstRow="1" w:lastRow="0" w:firstColumn="1" w:lastColumn="0" w:noHBand="0" w:noVBand="1"/>
+      </w:tblPr>
+      <w:tblGrid>
+        <w:gridCol w:w="1664"/>
+        <w:gridCol w:w="8262"/>
+      </w:tblGrid>
+      <w:tr>
+        <w:trPr>
+          <w:trHeight w:val="1152"/>
+        </w:trPr>
+        <w:tc>
+          <w:tcPr>
+            <w:tcW w:w="0" w:type="auto"/>
+          </w:tcPr>
+          <w:p>
+            <w:pPr>
+              <w:pStyle w:val="Heading2"/>
+              <w:rPr>
+                <w:rFonts w:asciiTheme="minorHAnsi" w:hAnsiTheme="minorHAnsi" w:cstheme="minorHAnsi"/>
+                <w:color w:val="auto"/>
+                <w:sz w:val="22"/>
+                <w:szCs w:val="22"/>
+              </w:rPr>
+            </w:pPr>
+            <w:r>
+              <w:rPr>
+                <w:rFonts w:asciiTheme="minorHAnsi" w:hAnsiTheme="minorHAnsi" w:cstheme="minorHAnsi"/>
+                <w:color w:val="auto"/>
+                <w:sz w:val="22"/>
+                <w:szCs w:val="22"/>
+              </w:rPr>
+              <w:t>Instructor</w:t>
+            </w:r>
+          </w:p>
+        </w:tc>
+        <w:tc>
+          <w:tcPr>
+            <w:tcW w:w="0" w:type="auto"/>
+            <w:vAlign w:val="center"/>
+          </w:tcPr>
+          <w:p>
+            <w:pPr>
+              <w:rPr>
+                <w:rFonts w:cstheme="minorHAnsi"/>
+              </w:rPr>
+            </w:pPr>
+            <w:r>
+              <w:rPr>
+                <w:rFonts w:cstheme="minorHAnsi"/>
+              </w:rPr>
+              <w:t>Dr. Mario Giacomazzo</w:t>
+            </w:r>
+          </w:p>
+          <w:p>
+            <w:pPr>
+              <w:rPr>
+                <w:rFonts w:cstheme="minorHAnsi"/>
+              </w:rPr>
+            </w:pPr>
+            <w:r>
+              <w:rPr>
+                <w:rFonts w:cstheme="minorHAnsi"/>
+              </w:rPr>
+              <w:t>Phone: 480-489-1398</w:t>
+            </w:r>
+          </w:p>
+          <w:p>
+            <w:r>
+              <w:rPr>
+                <w:rFonts w:cstheme="minorHAnsi"/>
+              </w:rPr>
+              <w:t xml:space="preserve">Email: </w:t>
+            </w:r>
+            <w:hyperlink r:id="rId8" w:history="1">
+              <w:r>
+                <w:rPr>
+                  <w:rStyle w:val="Hyperlink"/>
+                </w:rPr>
+                <w:t>mgiacoma@email.unc.edu</w:t>
+              </w:r>
+            </w:hyperlink>
+          </w:p>
+          <w:p>
+            <w:pPr>
+              <w:rPr>
+                <w:rFonts w:cstheme="minorHAnsi"/>
+              </w:rPr>
+            </w:pPr>
+            <w:r>
+              <w:t xml:space="preserve">Office Hours: </w:t>
+            </w:r>
+            <w:r>
+              <w:rPr>
+                <w:rFonts w:cstheme="minorHAnsi"/>
+              </w:rPr>
+              <w:t>M-F, 11:00AM to 11:30AM in Hanes 403</w:t>
+            </w:r>
+          </w:p>
+        </w:tc>
+      </w:tr>
+      <w:tr>
+        <w:trPr>
+          <w:trHeight w:val="809"/>
+        </w:trPr>
+        <w:tc>
+          <w:tcPr>
+            <w:tcW w:w="0" w:type="auto"/>
+          </w:tcPr>
+          <w:p>
+            <w:pPr>
+              <w:pStyle w:val="Heading2"/>
+              <w:rPr>
+                <w:rFonts w:asciiTheme="minorHAnsi" w:hAnsiTheme="minorHAnsi" w:cstheme="minorHAnsi"/>
+                <w:color w:val="auto"/>
+                <w:sz w:val="22"/>
+                <w:szCs w:val="22"/>
+              </w:rPr>
+            </w:pPr>
+            <w:r>
+              <w:rPr>
+                <w:rFonts w:asciiTheme="minorHAnsi" w:hAnsiTheme="minorHAnsi" w:cstheme="minorHAnsi"/>
+                <w:color w:val="auto"/>
+                <w:sz w:val="22"/>
+                <w:szCs w:val="22"/>
+              </w:rPr>
+              <w:t>Teaching Assistant</w:t>
+            </w:r>
+            <w:r>
+              <w:rPr>
+                <w:rFonts w:asciiTheme="minorHAnsi" w:hAnsiTheme="minorHAnsi" w:cstheme="minorHAnsi"/>
+                <w:color w:val="auto"/>
+                <w:sz w:val="22"/>
+                <w:szCs w:val="22"/>
+              </w:rPr>
+              <w:t>s</w:t>
+            </w:r>
+          </w:p>
+        </w:tc>
+        <w:tc>
+          <w:tcPr>
+            <w:tcW w:w="0" w:type="auto"/>
+            <w:vAlign w:val="center"/>
+          </w:tcPr>
+          <w:p>
+            <w:pPr>
+              <w:rPr>
+                <w:rFonts w:cstheme="minorHAnsi"/>
+              </w:rPr>
+            </w:pPr>
+            <w:r>
+              <w:rPr>
+                <w:rFonts w:cstheme="minorHAnsi"/>
+              </w:rPr>
+              <w:t>Erin Ishikawa</w:t>
+            </w:r>
+          </w:p>
+          <w:p>
+            <w:pPr>
+              <w:rPr>
+                <w:rFonts w:cstheme="minorHAnsi"/>
+              </w:rPr>
+            </w:pPr>
+            <w:r>
+              <w:rPr>
+                <w:rFonts w:cstheme="minorHAnsi"/>
+              </w:rPr>
+              <w:t>Email:</w:t>
+            </w:r>
+            <w:r>
+              <w:rPr>
+                <w:rFonts w:cstheme="minorHAnsi"/>
+              </w:rPr>
+              <w:t xml:space="preserve"> </w:t>
+            </w:r>
+            <w:r>
+              <w:rPr>
+                <w:rFonts w:cstheme="minorHAnsi"/>
+              </w:rPr>
+              <w:t>eishi@unc.edu</w:t>
+            </w:r>
+          </w:p>
+          <w:p>
+            <w:pPr>
+              <w:rPr>
+                <w:rFonts w:cstheme="minorHAnsi"/>
+              </w:rPr>
+            </w:pPr>
+            <w:r>
+              <w:rPr>
+                <w:rFonts w:cstheme="minorHAnsi"/>
+              </w:rPr>
+              <w:t xml:space="preserve">Office Hours: </w:t>
+            </w:r>
+            <w:r>
+              <w:rPr>
+                <w:rFonts w:cstheme="minorHAnsi"/>
+              </w:rPr>
+              <w:t xml:space="preserve"> M, 2PM – 3PM &amp; F, 4PM – 5PM on Zoom (Hyperlink on Website)</w:t>
+            </w:r>
+          </w:p>
+          <w:p>
+            <w:pPr>
+              <w:rPr>
+                <w:rFonts w:cstheme="minorHAnsi"/>
+              </w:rPr>
+            </w:pPr>
+          </w:p>
+          <w:p>
+            <w:pPr>
+              <w:rPr>
+                <w:rFonts w:cstheme="minorHAnsi"/>
+              </w:rPr>
+            </w:pPr>
+            <w:r>
+              <w:rPr>
+                <w:rFonts w:cstheme="minorHAnsi"/>
+              </w:rPr>
+              <w:t>Jack McPherson</w:t>
+            </w:r>
+          </w:p>
+          <w:p>
+            <w:pPr>
+              <w:rPr>
+                <w:rFonts w:cstheme="minorHAnsi"/>
+              </w:rPr>
+            </w:pPr>
+            <w:r>
+              <w:rPr>
+                <w:rFonts w:cstheme="minorHAnsi"/>
+              </w:rPr>
+              <w:t xml:space="preserve">Email: </w:t>
+            </w:r>
+            <w:r>
+              <w:rPr>
+                <w:rFonts w:cstheme="minorHAnsi"/>
+              </w:rPr>
+              <w:t xml:space="preserve"> </w:t>
+            </w:r>
+            <w:hyperlink r:id="rId9" w:history="1">
+              <w:r>
+                <w:rPr>
+                  <w:rStyle w:val="Hyperlink"/>
+                  <w:rFonts w:cstheme="minorHAnsi"/>
+                </w:rPr>
+                <w:t>jackrymc@unc.edu</w:t>
+              </w:r>
+            </w:hyperlink>
+          </w:p>
+          <w:p>
+            <w:pPr>
+              <w:rPr>
+                <w:rFonts w:cstheme="minorHAnsi"/>
+              </w:rPr>
+            </w:pPr>
+            <w:r>
+              <w:rPr>
+                <w:rFonts w:cstheme="minorHAnsi"/>
+              </w:rPr>
+              <w:t>Office Hours: TBD</w:t>
+            </w:r>
+          </w:p>
+        </w:tc>
+      </w:tr>
+      <w:tr>
+        <w:trPr>
+          <w:trHeight w:val="288"/>
+        </w:trPr>
+        <w:tc>
+          <w:tcPr>
+            <w:tcW w:w="0" w:type="auto"/>
+            <w:vAlign w:val="center"/>
+          </w:tcPr>
+          <w:p>
+            <w:pPr>
+              <w:pStyle w:val="Heading2"/>
+              <w:rPr>
+                <w:rFonts w:asciiTheme="minorHAnsi" w:hAnsiTheme="minorHAnsi" w:cstheme="minorHAnsi"/>
+                <w:color w:val="auto"/>
+                <w:sz w:val="22"/>
+                <w:szCs w:val="22"/>
+              </w:rPr>
+            </w:pPr>
+            <w:r>
+              <w:rPr>
+                <w:rFonts w:asciiTheme="minorHAnsi" w:hAnsiTheme="minorHAnsi" w:cstheme="minorHAnsi"/>
+                <w:color w:val="auto"/>
+                <w:sz w:val="22"/>
+                <w:szCs w:val="22"/>
+              </w:rPr>
+              <w:t>Course Website</w:t>
+            </w:r>
+          </w:p>
+        </w:tc>
+        <w:tc>
+          <w:tcPr>
+            <w:tcW w:w="0" w:type="auto"/>
+            <w:vAlign w:val="center"/>
+          </w:tcPr>
+          <w:p>
+            <w:pPr>
+              <w:rPr>
+                <w:rFonts w:cstheme="minorHAnsi"/>
+              </w:rPr>
+            </w:pPr>
+            <w:r>
+              <w:rPr>
+                <w:rFonts w:cstheme="minorHAnsi"/>
+              </w:rPr>
+              <w:t xml:space="preserve">Main: </w:t>
+            </w:r>
+            <w:r>
+              <w:t xml:space="preserve"> </w:t>
+            </w:r>
+            <w:hyperlink r:id="rId10" w:history="1">
+              <w:r>
+                <w:rPr>
+                  <w:rStyle w:val="Hyperlink"/>
+                  <w:rFonts w:cstheme="minorHAnsi"/>
+                </w:rPr>
+                <w:t>https://supermariogiacomazzo.github.io/STOR155_WEBSITE/</w:t>
+              </w:r>
+            </w:hyperlink>
+            <w:r>
+              <w:rPr>
+                <w:rFonts w:cstheme="minorHAnsi"/>
+              </w:rPr>
+              <w:t xml:space="preserve"> </w:t>
+            </w:r>
+          </w:p>
+          <w:p>
+            <w:pPr>
+              <w:rPr>
+                <w:rFonts w:cstheme="minorHAnsi"/>
+              </w:rPr>
+            </w:pPr>
+            <w:r>
+              <w:rPr>
+                <w:rFonts w:cstheme="minorHAnsi"/>
+              </w:rPr>
+              <w:t xml:space="preserve">Canvas (Grades): </w:t>
+            </w:r>
+            <w:hyperlink r:id="rId11" w:history="1">
+              <w:r>
+                <w:rPr>
+                  <w:rStyle w:val="Hyperlink"/>
+                  <w:rFonts w:cstheme="minorHAnsi"/>
+                </w:rPr>
+                <w:t>https://edtech.unc.edu/service/canvas/</w:t>
+              </w:r>
+            </w:hyperlink>
+            <w:r>
+              <w:rPr>
+                <w:rFonts w:cstheme="minorHAnsi"/>
+              </w:rPr>
+              <w:t xml:space="preserve"> </w:t>
+            </w:r>
+          </w:p>
+        </w:tc>
+      </w:tr>
+      <w:tr>
+        <w:trPr>
+          <w:trHeight w:val="576"/>
+        </w:trPr>
+        <w:tc>
+          <w:tcPr>
+            <w:tcW w:w="0" w:type="auto"/>
+            <w:vAlign w:val="center"/>
+          </w:tcPr>
+          <w:p>
+            <w:pPr>
+              <w:pStyle w:val="Heading2"/>
+              <w:rPr>
+                <w:rFonts w:asciiTheme="minorHAnsi" w:hAnsiTheme="minorHAnsi" w:cstheme="minorHAnsi"/>
+                <w:color w:val="auto"/>
+                <w:sz w:val="22"/>
+                <w:szCs w:val="22"/>
+              </w:rPr>
+            </w:pPr>
+            <w:r>
+              <w:rPr>
+                <w:rFonts w:asciiTheme="minorHAnsi" w:hAnsiTheme="minorHAnsi" w:cstheme="minorHAnsi"/>
+                <w:color w:val="auto"/>
+                <w:sz w:val="22"/>
+                <w:szCs w:val="22"/>
+              </w:rPr>
+              <w:t>Lectures</w:t>
+            </w:r>
+          </w:p>
+        </w:tc>
+        <w:tc>
+          <w:tcPr>
+            <w:tcW w:w="0" w:type="auto"/>
+            <w:vAlign w:val="center"/>
+          </w:tcPr>
+          <w:p>
+            <w:pPr>
+              <w:rPr>
+                <w:rFonts w:cstheme="minorHAnsi"/>
+              </w:rPr>
+            </w:pPr>
+            <w:proofErr w:type="spellStart"/>
+            <w:r>
+              <w:rPr>
+                <w:rFonts w:cstheme="minorHAnsi"/>
+              </w:rPr>
+              <w:t>MTWThF</w:t>
+            </w:r>
+            <w:proofErr w:type="spellEnd"/>
+            <w:r>
+              <w:rPr>
+                <w:rFonts w:cstheme="minorHAnsi"/>
+              </w:rPr>
+              <w:t>, 11:30AM to 1:00PM in Hanes 120</w:t>
+            </w:r>
+          </w:p>
+        </w:tc>
+      </w:tr>
+      <w:tr>
+        <w:trPr>
+          <w:trHeight w:val="269"/>
+        </w:trPr>
+        <w:tc>
+          <w:tcPr>
+            <w:tcW w:w="0" w:type="auto"/>
+          </w:tcPr>
+          <w:p>
+            <w:pPr>
+              <w:pStyle w:val="Heading2"/>
+              <w:rPr>
+                <w:rFonts w:asciiTheme="minorHAnsi" w:hAnsiTheme="minorHAnsi" w:cstheme="minorHAnsi"/>
+                <w:color w:val="auto"/>
+                <w:sz w:val="22"/>
+                <w:szCs w:val="22"/>
+              </w:rPr>
+            </w:pPr>
+            <w:r>
+              <w:rPr>
+                <w:rFonts w:asciiTheme="minorHAnsi" w:hAnsiTheme="minorHAnsi" w:cstheme="minorHAnsi"/>
+                <w:color w:val="auto"/>
+                <w:sz w:val="22"/>
+                <w:szCs w:val="22"/>
+              </w:rPr>
+              <w:t>Open Tutorial Sessions</w:t>
+            </w:r>
+          </w:p>
+        </w:tc>
+        <w:tc>
+          <w:tcPr>
+            <w:tcW w:w="0" w:type="auto"/>
+            <w:vAlign w:val="center"/>
+          </w:tcPr>
+          <w:p>
+            <w:pPr>
+              <w:rPr>
+                <w:rFonts w:cstheme="minorHAnsi"/>
+              </w:rPr>
+            </w:pPr>
+            <w:r>
+              <w:rPr>
+                <w:rFonts w:cstheme="minorHAnsi"/>
+              </w:rPr>
+              <w:t>TBD</w:t>
+            </w:r>
+          </w:p>
+        </w:tc>
+      </w:tr>
+      <w:tr>
+        <w:trPr>
+          <w:trHeight w:val="269"/>
+        </w:trPr>
+        <w:tc>
+          <w:tcPr>
+            <w:tcW w:w="0" w:type="auto"/>
+          </w:tcPr>
+          <w:p>
+            <w:pPr>
+              <w:pStyle w:val="Heading2"/>
+              <w:rPr>
+                <w:rFonts w:asciiTheme="minorHAnsi" w:hAnsiTheme="minorHAnsi" w:cstheme="minorHAnsi"/>
+                <w:color w:val="auto"/>
+                <w:sz w:val="22"/>
+                <w:szCs w:val="22"/>
+              </w:rPr>
+            </w:pPr>
+            <w:r>
+              <w:rPr>
+                <w:rFonts w:asciiTheme="minorHAnsi" w:hAnsiTheme="minorHAnsi" w:cstheme="minorHAnsi"/>
+                <w:color w:val="auto"/>
+                <w:sz w:val="22"/>
+                <w:szCs w:val="22"/>
+              </w:rPr>
+              <w:t>Course Texts</w:t>
+            </w:r>
+          </w:p>
+        </w:tc>
+        <w:tc>
+          <w:tcPr>
+            <w:tcW w:w="0" w:type="auto"/>
+            <w:vAlign w:val="center"/>
+          </w:tcPr>
+          <w:p>
+            <w:pPr>
+              <w:rPr>
+                <w:rFonts w:cstheme="minorHAnsi"/>
+              </w:rPr>
+            </w:pPr>
+            <w:proofErr w:type="spellStart"/>
+            <w:r>
+              <w:t>OpenIntro</w:t>
+            </w:r>
+            <w:proofErr w:type="spellEnd"/>
+            <w:r>
+              <w:t xml:space="preserve"> Statistics, 4</w:t>
+            </w:r>
+            <w:r>
+              <w:rPr>
+                <w:vertAlign w:val="superscript"/>
+              </w:rPr>
+              <w:t>th</w:t>
+            </w:r>
+            <w:r>
+              <w:t xml:space="preserve"> Edition by Diez, Barr, and Rundel.</w:t>
+            </w:r>
+          </w:p>
+        </w:tc>
+      </w:tr>
+      <w:tr>
+        <w:trPr>
+          <w:trHeight w:val="50"/>
+        </w:trPr>
+        <w:tc>
+          <w:tcPr>
+            <w:tcW w:w="0" w:type="auto"/>
+          </w:tcPr>
+          <w:p>
+            <w:pPr>
+              <w:pStyle w:val="Heading2"/>
+              <w:rPr>
+                <w:rFonts w:asciiTheme="minorHAnsi" w:hAnsiTheme="minorHAnsi" w:cstheme="minorHAnsi"/>
+                <w:color w:val="auto"/>
+                <w:sz w:val="22"/>
+                <w:szCs w:val="22"/>
+              </w:rPr>
+            </w:pPr>
+            <w:r>
+              <w:rPr>
+                <w:rFonts w:asciiTheme="minorHAnsi" w:hAnsiTheme="minorHAnsi" w:cstheme="minorHAnsi"/>
+                <w:color w:val="auto"/>
+                <w:sz w:val="22"/>
+                <w:szCs w:val="22"/>
+              </w:rPr>
+              <w:t>Course Format</w:t>
+            </w:r>
+          </w:p>
+        </w:tc>
+        <w:tc>
+          <w:tcPr>
+            <w:tcW w:w="0" w:type="auto"/>
+            <w:shd w:val="clear" w:color="auto" w:fill="FFFFFF" w:themeFill="background1"/>
+            <w:vAlign w:val="center"/>
+          </w:tcPr>
+          <w:p>
+            <w:pPr>
+              <w:rPr>
+                <w:rFonts w:cstheme="minorHAnsi"/>
+              </w:rPr>
+            </w:pPr>
+            <w:r>
+              <w:rPr>
+                <w:rFonts w:cstheme="minorHAnsi"/>
+                <w:shd w:val="clear" w:color="auto" w:fill="FFFFFF" w:themeFill="background1"/>
+              </w:rPr>
+              <w:t xml:space="preserve">The course format will include </w:t>
+            </w:r>
+            <w:r>
+              <w:rPr>
+                <w:rFonts w:cstheme="minorHAnsi"/>
+                <w:shd w:val="clear" w:color="auto" w:fill="FFFFFF" w:themeFill="background1"/>
+              </w:rPr>
+              <w:t>two</w:t>
+            </w:r>
+            <w:r>
+              <w:rPr>
+                <w:rFonts w:cstheme="minorHAnsi"/>
+                <w:shd w:val="clear" w:color="auto" w:fill="FFFFFF" w:themeFill="background1"/>
+              </w:rPr>
+              <w:t xml:space="preserve"> </w:t>
+            </w:r>
+            <w:r>
+              <w:rPr>
+                <w:rFonts w:cstheme="minorHAnsi"/>
+                <w:shd w:val="clear" w:color="auto" w:fill="FFFFFF" w:themeFill="background1"/>
+              </w:rPr>
+              <w:t>weekly lectures.</w:t>
+            </w:r>
+          </w:p>
+        </w:tc>
+      </w:tr>
+      <w:tr>
+        <w:trPr>
+          <w:trHeight w:val="576"/>
+        </w:trPr>
+        <w:tc>
+          <w:tcPr>
+            <w:tcW w:w="0" w:type="auto"/>
+            <w:vAlign w:val="center"/>
+          </w:tcPr>
+          <w:p>
+            <w:pPr>
+              <w:pStyle w:val="Heading2"/>
+              <w:rPr>
+                <w:rFonts w:asciiTheme="minorHAnsi" w:hAnsiTheme="minorHAnsi" w:cstheme="minorHAnsi"/>
+                <w:color w:val="auto"/>
+                <w:sz w:val="22"/>
+                <w:szCs w:val="22"/>
+              </w:rPr>
+            </w:pPr>
+            <w:r>
+              <w:rPr>
+                <w:rFonts w:asciiTheme="minorHAnsi" w:hAnsiTheme="minorHAnsi" w:cstheme="minorHAnsi"/>
+                <w:color w:val="auto"/>
+                <w:sz w:val="22"/>
+                <w:szCs w:val="22"/>
+              </w:rPr>
+              <w:t>Credit hours</w:t>
+            </w:r>
+          </w:p>
+        </w:tc>
+        <w:tc>
+          <w:tcPr>
+            <w:tcW w:w="0" w:type="auto"/>
+            <w:vAlign w:val="center"/>
+          </w:tcPr>
+          <w:p>
+            <w:pPr>
+              <w:rPr>
+                <w:rFonts w:cstheme="minorHAnsi"/>
+              </w:rPr>
+            </w:pPr>
+            <w:r>
+              <w:rPr>
+                <w:rFonts w:cstheme="minorHAnsi"/>
+              </w:rPr>
+              <w:t>3</w:t>
+            </w:r>
+          </w:p>
+        </w:tc>
+      </w:tr>
+      <w:tr>
+        <w:trPr>
+          <w:trHeight w:val="288"/>
+        </w:trPr>
+        <w:tc>
+          <w:tcPr>
+            <w:tcW w:w="0" w:type="auto"/>
+            <w:vAlign w:val="center"/>
+          </w:tcPr>
+          <w:p>
+            <w:pPr>
+              <w:pStyle w:val="Heading2"/>
+              <w:rPr>
+                <w:rFonts w:asciiTheme="minorHAnsi" w:hAnsiTheme="minorHAnsi" w:cstheme="minorHAnsi"/>
+                <w:color w:val="auto"/>
+                <w:sz w:val="22"/>
+                <w:szCs w:val="22"/>
+              </w:rPr>
+            </w:pPr>
+            <w:r>
+              <w:rPr>
+                <w:rFonts w:asciiTheme="minorHAnsi" w:hAnsiTheme="minorHAnsi" w:cstheme="minorHAnsi"/>
+                <w:color w:val="auto"/>
+                <w:sz w:val="22"/>
+                <w:szCs w:val="22"/>
+              </w:rPr>
+              <w:t xml:space="preserve">Prerequisites </w:t>
+            </w:r>
+          </w:p>
+        </w:tc>
+        <w:tc>
+          <w:tcPr>
+            <w:tcW w:w="0" w:type="auto"/>
+            <w:shd w:val="clear" w:color="auto" w:fill="FFFFFF" w:themeFill="background1"/>
+            <w:vAlign w:val="center"/>
+          </w:tcPr>
+          <w:p>
+            <w:pPr>
+              <w:rPr>
+                <w:rFonts w:cstheme="minorHAnsi"/>
+              </w:rPr>
+            </w:pPr>
+            <w:r>
+              <w:rPr>
+                <w:rFonts w:cstheme="minorHAnsi"/>
+              </w:rPr>
+              <w:t>Math 110 or exemption</w:t>
+            </w:r>
+          </w:p>
+        </w:tc>
+      </w:tr>
+      <w:tr>
+        <w:trPr>
+          <w:trHeight w:val="288"/>
+        </w:trPr>
+        <w:tc>
+          <w:tcPr>
+            <w:tcW w:w="0" w:type="auto"/>
+          </w:tcPr>
+          <w:p>
+            <w:pPr>
+              <w:pStyle w:val="Heading2"/>
+              <w:rPr>
+                <w:rFonts w:asciiTheme="minorHAnsi" w:hAnsiTheme="minorHAnsi" w:cstheme="minorHAnsi"/>
+                <w:color w:val="auto"/>
+                <w:sz w:val="22"/>
+                <w:szCs w:val="22"/>
+              </w:rPr>
+            </w:pPr>
+            <w:r>
+              <w:rPr>
+                <w:rFonts w:asciiTheme="minorHAnsi" w:hAnsiTheme="minorHAnsi" w:cstheme="minorHAnsi"/>
+                <w:color w:val="auto"/>
+                <w:sz w:val="22"/>
+                <w:szCs w:val="22"/>
+              </w:rPr>
+              <w:t xml:space="preserve">Target Audience </w:t>
+            </w:r>
+          </w:p>
+        </w:tc>
+        <w:tc>
+          <w:tcPr>
+            <w:tcW w:w="0" w:type="auto"/>
+            <w:shd w:val="clear" w:color="auto" w:fill="FFFFFF" w:themeFill="background1"/>
+            <w:vAlign w:val="center"/>
+          </w:tcPr>
+          <w:p>
+            <w:pPr>
+              <w:rPr>
+                <w:rFonts w:cstheme="minorHAnsi"/>
+              </w:rPr>
+            </w:pPr>
+            <w:r>
+              <w:rPr>
+                <w:rFonts w:cstheme="minorHAnsi"/>
+              </w:rPr>
+              <w:t>This course is designed for Statistics and Analytics majors and students from other majors who require experience with statistical skills for data analysis</w:t>
+            </w:r>
+          </w:p>
+        </w:tc>
+      </w:tr>
+    </w:tbl>
     <w:p>
       <w:pPr>
         <w:rPr>
@@ -884,7 +964,6 @@
           <w:b/>
           <w:sz w:val="32"/>
         </w:rPr>
-        <w:lastRenderedPageBreak/>
         <w:t xml:space="preserve">Course </w:t>
       </w:r>
       <w:r>
@@ -899,21 +978,20 @@
     <w:tbl>
       <w:tblPr>
         <w:tblStyle w:val="TableGrid"/>
-        <w:tblW w:w="8820" w:type="dxa"/>
+        <w:tblW w:w="0" w:type="auto"/>
         <w:tblInd w:w="-5" w:type="dxa"/>
-        <w:tblLayout w:type="fixed"/>
         <w:tblLook w:val="04A0" w:firstRow="1" w:lastRow="0" w:firstColumn="1" w:lastColumn="0" w:noHBand="0" w:noVBand="1"/>
       </w:tblPr>
       <w:tblGrid>
-        <w:gridCol w:w="1601"/>
-        <w:gridCol w:w="1279"/>
-        <w:gridCol w:w="1260"/>
-        <w:gridCol w:w="257"/>
-        <w:gridCol w:w="771"/>
-        <w:gridCol w:w="1384"/>
-        <w:gridCol w:w="293"/>
-        <w:gridCol w:w="699"/>
-        <w:gridCol w:w="1276"/>
+        <w:gridCol w:w="1383"/>
+        <w:gridCol w:w="1747"/>
+        <w:gridCol w:w="920"/>
+        <w:gridCol w:w="222"/>
+        <w:gridCol w:w="446"/>
+        <w:gridCol w:w="1278"/>
+        <w:gridCol w:w="222"/>
+        <w:gridCol w:w="461"/>
+        <w:gridCol w:w="1230"/>
       </w:tblGrid>
       <w:tr>
         <w:trPr>
@@ -921,7 +999,7 @@
         </w:trPr>
         <w:tc>
           <w:tcPr>
-            <w:tcW w:w="1601" w:type="dxa"/>
+            <w:tcW w:w="0" w:type="auto"/>
             <w:vAlign w:val="center"/>
           </w:tcPr>
           <w:p>
@@ -933,6 +1011,9 @@
               </w:rPr>
             </w:pPr>
             <w:r>
+              <w:br w:type="page"/>
+            </w:r>
+            <w:r>
               <w:rPr>
                 <w:b/>
               </w:rPr>
@@ -942,7 +1023,7 @@
         </w:tc>
         <w:tc>
           <w:tcPr>
-            <w:tcW w:w="1279" w:type="dxa"/>
+            <w:tcW w:w="0" w:type="auto"/>
             <w:vAlign w:val="center"/>
           </w:tcPr>
           <w:p>
@@ -962,7 +1043,7 @@
         </w:tc>
         <w:tc>
           <w:tcPr>
-            <w:tcW w:w="1260" w:type="dxa"/>
+            <w:tcW w:w="0" w:type="auto"/>
             <w:vAlign w:val="center"/>
           </w:tcPr>
           <w:p>
@@ -983,7 +1064,7 @@
         </w:tc>
         <w:tc>
           <w:tcPr>
-            <w:tcW w:w="257" w:type="dxa"/>
+            <w:tcW w:w="0" w:type="auto"/>
             <w:tcBorders>
               <w:top w:val="nil"/>
               <w:bottom w:val="nil"/>
@@ -1004,7 +1085,7 @@
         </w:tc>
         <w:tc>
           <w:tcPr>
-            <w:tcW w:w="771" w:type="dxa"/>
+            <w:tcW w:w="0" w:type="auto"/>
             <w:vAlign w:val="center"/>
           </w:tcPr>
           <w:p>
@@ -1018,7 +1099,7 @@
         </w:tc>
         <w:tc>
           <w:tcPr>
-            <w:tcW w:w="1384" w:type="dxa"/>
+            <w:tcW w:w="0" w:type="auto"/>
             <w:vAlign w:val="center"/>
           </w:tcPr>
           <w:p>
@@ -1038,7 +1119,7 @@
         </w:tc>
         <w:tc>
           <w:tcPr>
-            <w:tcW w:w="293" w:type="dxa"/>
+            <w:tcW w:w="0" w:type="auto"/>
             <w:tcBorders>
               <w:top w:val="nil"/>
               <w:bottom w:val="nil"/>
@@ -1053,7 +1134,7 @@
         </w:tc>
         <w:tc>
           <w:tcPr>
-            <w:tcW w:w="699" w:type="dxa"/>
+            <w:tcW w:w="0" w:type="auto"/>
             <w:vAlign w:val="center"/>
           </w:tcPr>
           <w:p>
@@ -1067,7 +1148,7 @@
         </w:tc>
         <w:tc>
           <w:tcPr>
-            <w:tcW w:w="1276" w:type="dxa"/>
+            <w:tcW w:w="0" w:type="auto"/>
             <w:vAlign w:val="center"/>
           </w:tcPr>
           <w:p>
@@ -1089,7 +1170,7 @@
         </w:trPr>
         <w:tc>
           <w:tcPr>
-            <w:tcW w:w="1601" w:type="dxa"/>
+            <w:tcW w:w="0" w:type="auto"/>
             <w:vAlign w:val="center"/>
           </w:tcPr>
           <w:p>
@@ -1103,7 +1184,7 @@
         </w:tc>
         <w:tc>
           <w:tcPr>
-            <w:tcW w:w="1279" w:type="dxa"/>
+            <w:tcW w:w="0" w:type="auto"/>
             <w:vAlign w:val="center"/>
           </w:tcPr>
           <w:p>
@@ -1117,7 +1198,7 @@
         </w:tc>
         <w:tc>
           <w:tcPr>
-            <w:tcW w:w="1260" w:type="dxa"/>
+            <w:tcW w:w="0" w:type="auto"/>
             <w:vAlign w:val="center"/>
           </w:tcPr>
           <w:p>
@@ -1131,7 +1212,7 @@
         </w:tc>
         <w:tc>
           <w:tcPr>
-            <w:tcW w:w="257" w:type="dxa"/>
+            <w:tcW w:w="0" w:type="auto"/>
             <w:tcBorders>
               <w:top w:val="nil"/>
               <w:bottom w:val="nil"/>
@@ -1145,7 +1226,7 @@
         </w:tc>
         <w:tc>
           <w:tcPr>
-            <w:tcW w:w="771" w:type="dxa"/>
+            <w:tcW w:w="0" w:type="auto"/>
             <w:vAlign w:val="center"/>
           </w:tcPr>
           <w:p>
@@ -1159,7 +1240,7 @@
         </w:tc>
         <w:tc>
           <w:tcPr>
-            <w:tcW w:w="1384" w:type="dxa"/>
+            <w:tcW w:w="0" w:type="auto"/>
             <w:vAlign w:val="center"/>
           </w:tcPr>
           <w:p>
@@ -1173,7 +1254,7 @@
         </w:tc>
         <w:tc>
           <w:tcPr>
-            <w:tcW w:w="293" w:type="dxa"/>
+            <w:tcW w:w="0" w:type="auto"/>
             <w:tcBorders>
               <w:top w:val="nil"/>
               <w:bottom w:val="nil"/>
@@ -1188,7 +1269,7 @@
         </w:tc>
         <w:tc>
           <w:tcPr>
-            <w:tcW w:w="699" w:type="dxa"/>
+            <w:tcW w:w="0" w:type="auto"/>
             <w:vAlign w:val="center"/>
           </w:tcPr>
           <w:p>
@@ -1202,7 +1283,7 @@
         </w:tc>
         <w:tc>
           <w:tcPr>
-            <w:tcW w:w="1276" w:type="dxa"/>
+            <w:tcW w:w="0" w:type="auto"/>
             <w:vAlign w:val="center"/>
           </w:tcPr>
           <w:p>
@@ -1221,7 +1302,7 @@
         </w:trPr>
         <w:tc>
           <w:tcPr>
-            <w:tcW w:w="1601" w:type="dxa"/>
+            <w:tcW w:w="0" w:type="auto"/>
             <w:vAlign w:val="center"/>
           </w:tcPr>
           <w:p>
@@ -1235,7 +1316,7 @@
         </w:tc>
         <w:tc>
           <w:tcPr>
-            <w:tcW w:w="1279" w:type="dxa"/>
+            <w:tcW w:w="0" w:type="auto"/>
             <w:vAlign w:val="center"/>
           </w:tcPr>
           <w:p>
@@ -1249,7 +1330,7 @@
         </w:tc>
         <w:tc>
           <w:tcPr>
-            <w:tcW w:w="1260" w:type="dxa"/>
+            <w:tcW w:w="0" w:type="auto"/>
             <w:vAlign w:val="center"/>
           </w:tcPr>
           <w:p>
@@ -1266,7 +1347,7 @@
         </w:tc>
         <w:tc>
           <w:tcPr>
-            <w:tcW w:w="257" w:type="dxa"/>
+            <w:tcW w:w="0" w:type="auto"/>
             <w:tcBorders>
               <w:top w:val="nil"/>
               <w:bottom w:val="nil"/>
@@ -1280,7 +1361,7 @@
         </w:tc>
         <w:tc>
           <w:tcPr>
-            <w:tcW w:w="771" w:type="dxa"/>
+            <w:tcW w:w="0" w:type="auto"/>
             <w:vAlign w:val="center"/>
           </w:tcPr>
           <w:p>
@@ -1294,7 +1375,7 @@
         </w:tc>
         <w:tc>
           <w:tcPr>
-            <w:tcW w:w="1384" w:type="dxa"/>
+            <w:tcW w:w="0" w:type="auto"/>
             <w:vAlign w:val="center"/>
           </w:tcPr>
           <w:p>
@@ -1308,7 +1389,7 @@
         </w:tc>
         <w:tc>
           <w:tcPr>
-            <w:tcW w:w="293" w:type="dxa"/>
+            <w:tcW w:w="0" w:type="auto"/>
             <w:tcBorders>
               <w:top w:val="nil"/>
               <w:bottom w:val="nil"/>
@@ -1323,7 +1404,7 @@
         </w:tc>
         <w:tc>
           <w:tcPr>
-            <w:tcW w:w="699" w:type="dxa"/>
+            <w:tcW w:w="0" w:type="auto"/>
             <w:vAlign w:val="center"/>
           </w:tcPr>
           <w:p>
@@ -1337,7 +1418,7 @@
         </w:tc>
         <w:tc>
           <w:tcPr>
-            <w:tcW w:w="1276" w:type="dxa"/>
+            <w:tcW w:w="0" w:type="auto"/>
             <w:vAlign w:val="center"/>
           </w:tcPr>
           <w:p>
@@ -1356,7 +1437,7 @@
         </w:trPr>
         <w:tc>
           <w:tcPr>
-            <w:tcW w:w="1601" w:type="dxa"/>
+            <w:tcW w:w="0" w:type="auto"/>
             <w:vAlign w:val="center"/>
           </w:tcPr>
           <w:p>
@@ -1371,7 +1452,7 @@
         </w:tc>
         <w:tc>
           <w:tcPr>
-            <w:tcW w:w="1279" w:type="dxa"/>
+            <w:tcW w:w="0" w:type="auto"/>
             <w:vAlign w:val="center"/>
           </w:tcPr>
           <w:p>
@@ -1379,16 +1460,19 @@
               <w:jc w:val="center"/>
             </w:pPr>
             <w:r>
-              <w:t>2-</w:t>
-            </w:r>
-            <w:r>
-              <w:t>Oct</w:t>
-            </w:r>
-          </w:p>
-        </w:tc>
-        <w:tc>
-          <w:tcPr>
-            <w:tcW w:w="1260" w:type="dxa"/>
+              <w:t>6</w:t>
+            </w:r>
+            <w:r>
+              <w:t>-</w:t>
+            </w:r>
+            <w:r>
+              <w:t>Jul</w:t>
+            </w:r>
+          </w:p>
+        </w:tc>
+        <w:tc>
+          <w:tcPr>
+            <w:tcW w:w="0" w:type="auto"/>
             <w:vAlign w:val="center"/>
           </w:tcPr>
           <w:p>
@@ -1409,7 +1493,7 @@
         </w:tc>
         <w:tc>
           <w:tcPr>
-            <w:tcW w:w="257" w:type="dxa"/>
+            <w:tcW w:w="0" w:type="auto"/>
             <w:tcBorders>
               <w:top w:val="nil"/>
               <w:bottom w:val="nil"/>
@@ -1423,7 +1507,7 @@
         </w:tc>
         <w:tc>
           <w:tcPr>
-            <w:tcW w:w="771" w:type="dxa"/>
+            <w:tcW w:w="0" w:type="auto"/>
             <w:vAlign w:val="center"/>
           </w:tcPr>
           <w:p>
@@ -1437,7 +1521,7 @@
         </w:tc>
         <w:tc>
           <w:tcPr>
-            <w:tcW w:w="1384" w:type="dxa"/>
+            <w:tcW w:w="0" w:type="auto"/>
             <w:vAlign w:val="center"/>
           </w:tcPr>
           <w:p>
@@ -1451,7 +1535,7 @@
         </w:tc>
         <w:tc>
           <w:tcPr>
-            <w:tcW w:w="293" w:type="dxa"/>
+            <w:tcW w:w="0" w:type="auto"/>
             <w:tcBorders>
               <w:top w:val="nil"/>
               <w:bottom w:val="nil"/>
@@ -1466,7 +1550,7 @@
         </w:tc>
         <w:tc>
           <w:tcPr>
-            <w:tcW w:w="699" w:type="dxa"/>
+            <w:tcW w:w="0" w:type="auto"/>
             <w:vAlign w:val="center"/>
           </w:tcPr>
           <w:p>
@@ -1480,7 +1564,7 @@
         </w:tc>
         <w:tc>
           <w:tcPr>
-            <w:tcW w:w="1276" w:type="dxa"/>
+            <w:tcW w:w="0" w:type="auto"/>
             <w:vAlign w:val="center"/>
           </w:tcPr>
           <w:p>
@@ -1499,7 +1583,7 @@
         </w:trPr>
         <w:tc>
           <w:tcPr>
-            <w:tcW w:w="1601" w:type="dxa"/>
+            <w:tcW w:w="0" w:type="auto"/>
             <w:vAlign w:val="center"/>
           </w:tcPr>
           <w:p>
@@ -1514,7 +1598,7 @@
         </w:tc>
         <w:tc>
           <w:tcPr>
-            <w:tcW w:w="1279" w:type="dxa"/>
+            <w:tcW w:w="0" w:type="auto"/>
             <w:vAlign w:val="center"/>
           </w:tcPr>
           <w:p>
@@ -1522,13 +1606,13 @@
               <w:jc w:val="center"/>
             </w:pPr>
             <w:r>
-              <w:t>13-Nov</w:t>
-            </w:r>
-          </w:p>
-        </w:tc>
-        <w:tc>
-          <w:tcPr>
-            <w:tcW w:w="1260" w:type="dxa"/>
+              <w:t>20-Jul</w:t>
+            </w:r>
+          </w:p>
+        </w:tc>
+        <w:tc>
+          <w:tcPr>
+            <w:tcW w:w="0" w:type="auto"/>
             <w:vAlign w:val="center"/>
           </w:tcPr>
           <w:p>
@@ -1549,7 +1633,7 @@
         </w:tc>
         <w:tc>
           <w:tcPr>
-            <w:tcW w:w="257" w:type="dxa"/>
+            <w:tcW w:w="0" w:type="auto"/>
             <w:tcBorders>
               <w:top w:val="nil"/>
               <w:bottom w:val="nil"/>
@@ -1563,7 +1647,7 @@
         </w:tc>
         <w:tc>
           <w:tcPr>
-            <w:tcW w:w="771" w:type="dxa"/>
+            <w:tcW w:w="0" w:type="auto"/>
             <w:tcBorders>
               <w:bottom w:val="single" w:sz="4" w:space="0" w:color="auto"/>
             </w:tcBorders>
@@ -1580,7 +1664,7 @@
         </w:tc>
         <w:tc>
           <w:tcPr>
-            <w:tcW w:w="1384" w:type="dxa"/>
+            <w:tcW w:w="0" w:type="auto"/>
             <w:tcBorders>
               <w:bottom w:val="single" w:sz="4" w:space="0" w:color="auto"/>
             </w:tcBorders>
@@ -1597,7 +1681,7 @@
         </w:tc>
         <w:tc>
           <w:tcPr>
-            <w:tcW w:w="293" w:type="dxa"/>
+            <w:tcW w:w="0" w:type="auto"/>
             <w:tcBorders>
               <w:top w:val="nil"/>
               <w:bottom w:val="nil"/>
@@ -1612,7 +1696,7 @@
         </w:tc>
         <w:tc>
           <w:tcPr>
-            <w:tcW w:w="699" w:type="dxa"/>
+            <w:tcW w:w="0" w:type="auto"/>
             <w:vAlign w:val="center"/>
           </w:tcPr>
           <w:p>
@@ -1626,7 +1710,7 @@
         </w:tc>
         <w:tc>
           <w:tcPr>
-            <w:tcW w:w="1276" w:type="dxa"/>
+            <w:tcW w:w="0" w:type="auto"/>
             <w:vAlign w:val="center"/>
           </w:tcPr>
           <w:p>
@@ -1645,7 +1729,7 @@
         </w:trPr>
         <w:tc>
           <w:tcPr>
-            <w:tcW w:w="1601" w:type="dxa"/>
+            <w:tcW w:w="0" w:type="auto"/>
             <w:tcBorders>
               <w:bottom w:val="single" w:sz="4" w:space="0" w:color="auto"/>
             </w:tcBorders>
@@ -1663,7 +1747,7 @@
         </w:tc>
         <w:tc>
           <w:tcPr>
-            <w:tcW w:w="1279" w:type="dxa"/>
+            <w:tcW w:w="0" w:type="auto"/>
             <w:tcBorders>
               <w:bottom w:val="single" w:sz="4" w:space="0" w:color="auto"/>
             </w:tcBorders>
@@ -1674,13 +1758,22 @@
               <w:jc w:val="center"/>
             </w:pPr>
             <w:r>
-              <w:t>11-Dec (4PM-7PM)</w:t>
-            </w:r>
-          </w:p>
-        </w:tc>
-        <w:tc>
-          <w:tcPr>
-            <w:tcW w:w="1260" w:type="dxa"/>
+              <w:t>27-Jul</w:t>
+            </w:r>
+            <w:r>
+              <w:t xml:space="preserve"> (</w:t>
+            </w:r>
+            <w:r>
+              <w:t>11:30AM</w:t>
+            </w:r>
+            <w:r>
+              <w:t>)</w:t>
+            </w:r>
+          </w:p>
+        </w:tc>
+        <w:tc>
+          <w:tcPr>
+            <w:tcW w:w="0" w:type="auto"/>
             <w:tcBorders>
               <w:bottom w:val="single" w:sz="4" w:space="0" w:color="auto"/>
             </w:tcBorders>
@@ -1701,7 +1794,7 @@
         </w:tc>
         <w:tc>
           <w:tcPr>
-            <w:tcW w:w="257" w:type="dxa"/>
+            <w:tcW w:w="0" w:type="auto"/>
             <w:tcBorders>
               <w:top w:val="nil"/>
               <w:bottom w:val="nil"/>
@@ -1716,7 +1809,7 @@
         </w:tc>
         <w:tc>
           <w:tcPr>
-            <w:tcW w:w="771" w:type="dxa"/>
+            <w:tcW w:w="0" w:type="auto"/>
             <w:tcBorders>
               <w:left w:val="nil"/>
               <w:bottom w:val="nil"/>
@@ -1732,7 +1825,7 @@
         </w:tc>
         <w:tc>
           <w:tcPr>
-            <w:tcW w:w="1384" w:type="dxa"/>
+            <w:tcW w:w="0" w:type="auto"/>
             <w:tcBorders>
               <w:left w:val="nil"/>
               <w:bottom w:val="nil"/>
@@ -1748,7 +1841,7 @@
         </w:tc>
         <w:tc>
           <w:tcPr>
-            <w:tcW w:w="293" w:type="dxa"/>
+            <w:tcW w:w="0" w:type="auto"/>
             <w:tcBorders>
               <w:top w:val="nil"/>
               <w:left w:val="nil"/>
@@ -1764,7 +1857,7 @@
         </w:tc>
         <w:tc>
           <w:tcPr>
-            <w:tcW w:w="699" w:type="dxa"/>
+            <w:tcW w:w="0" w:type="auto"/>
             <w:tcBorders>
               <w:bottom w:val="single" w:sz="4" w:space="0" w:color="auto"/>
             </w:tcBorders>
@@ -1781,7 +1874,7 @@
         </w:tc>
         <w:tc>
           <w:tcPr>
-            <w:tcW w:w="1276" w:type="dxa"/>
+            <w:tcW w:w="0" w:type="auto"/>
             <w:tcBorders>
               <w:bottom w:val="single" w:sz="4" w:space="0" w:color="auto"/>
             </w:tcBorders>
@@ -1798,10 +1891,56 @@
         </w:tc>
       </w:tr>
     </w:tbl>
+    <w:p>
+      <w:pPr>
+        <w:spacing w:line="256" w:lineRule="auto"/>
+        <w:rPr>
+          <w:rFonts w:ascii="Calibri Light" w:eastAsia="Calibri" w:hAnsi="Calibri Light" w:cs="Calibri Light"/>
+          <w:b/>
+          <w:sz w:val="32"/>
+        </w:rPr>
+      </w:pPr>
+    </w:p>
+    <w:p>
+      <w:pPr>
+        <w:rPr>
+          <w:rFonts w:asciiTheme="majorHAnsi" w:hAnsiTheme="majorHAnsi" w:cstheme="majorHAnsi"/>
+          <w:b/>
+          <w:sz w:val="32"/>
+          <w:szCs w:val="32"/>
+        </w:rPr>
+      </w:pPr>
+      <w:r>
+        <w:rPr>
+          <w:rFonts w:asciiTheme="majorHAnsi" w:hAnsiTheme="majorHAnsi" w:cstheme="majorHAnsi"/>
+          <w:b/>
+          <w:sz w:val="32"/>
+          <w:szCs w:val="32"/>
+        </w:rPr>
+        <w:t xml:space="preserve">Course </w:t>
+      </w:r>
+      <w:r>
+        <w:rPr>
+          <w:rFonts w:asciiTheme="majorHAnsi" w:hAnsiTheme="majorHAnsi" w:cstheme="majorHAnsi"/>
+          <w:b/>
+          <w:sz w:val="32"/>
+          <w:szCs w:val="32"/>
+        </w:rPr>
+        <w:t>Assessment</w:t>
+      </w:r>
+      <w:r>
+        <w:rPr>
+          <w:rFonts w:asciiTheme="majorHAnsi" w:hAnsiTheme="majorHAnsi" w:cstheme="majorHAnsi"/>
+          <w:b/>
+          <w:sz w:val="32"/>
+          <w:szCs w:val="32"/>
+        </w:rPr>
+        <w:t>s</w:t>
+      </w:r>
+    </w:p>
     <w:tbl>
       <w:tblPr>
         <w:tblStyle w:val="TableGrid"/>
-        <w:tblpPr w:leftFromText="180" w:rightFromText="180" w:vertAnchor="text" w:horzAnchor="margin" w:tblpY="1456"/>
         <w:tblW w:w="9936" w:type="dxa"/>
         <w:tblLook w:val="04A0" w:firstRow="1" w:lastRow="0" w:firstColumn="1" w:lastColumn="0" w:noHBand="0" w:noVBand="1"/>
       </w:tblPr>
@@ -1811,7 +1950,7 @@
       </w:tblGrid>
       <w:tr>
         <w:trPr>
-          <w:trHeight w:val="865"/>
+          <w:trHeight w:val="591"/>
         </w:trPr>
         <w:tc>
           <w:tcPr>
@@ -1866,25 +2005,21 @@
               <w:rPr>
                 <w:rFonts w:cstheme="minorHAnsi"/>
               </w:rPr>
-              <w:t xml:space="preserve"> of the lectures, you will get a 0% for your attendance grade. Otherwise, you will receive a 100%. We will be using the UNC Check-in App to take attendance. Information about this can be found here: </w:t>
-            </w:r>
-            <w:r>
-              <w:t xml:space="preserve"> </w:t>
-            </w:r>
-            <w:hyperlink r:id="rId11" w:anchor="studentFAQ" w:history="1">
-              <w:r>
-                <w:rPr>
-                  <w:rStyle w:val="Hyperlink"/>
-                  <w:rFonts w:cstheme="minorHAnsi"/>
-                </w:rPr>
-                <w:t>https://unccheckin.unc.edu/#studentFAQ</w:t>
-              </w:r>
-            </w:hyperlink>
-            <w:r>
-              <w:rPr>
-                <w:rFonts w:cstheme="minorHAnsi"/>
-              </w:rPr>
-              <w:t xml:space="preserve"> </w:t>
+              <w:t xml:space="preserve"> of the lectures, you will get a 0% for your attendance grade. Otherwise, you will receive </w:t>
+            </w:r>
+            <w:proofErr w:type="gramStart"/>
+            <w:r>
+              <w:rPr>
+                <w:rFonts w:cstheme="minorHAnsi"/>
+              </w:rPr>
+              <w:t>a 100</w:t>
+            </w:r>
+            <w:proofErr w:type="gramEnd"/>
+            <w:r>
+              <w:rPr>
+                <w:rFonts w:cstheme="minorHAnsi"/>
+              </w:rPr>
+              <w:t xml:space="preserve">%. </w:t>
             </w:r>
           </w:p>
         </w:tc>
@@ -1933,7 +2068,14 @@
               <w:rPr>
                 <w:rFonts w:cstheme="minorHAnsi"/>
               </w:rPr>
-              <w:t xml:space="preserve">All sections of STOR 155 will be using WebAssign for homework. You will need to log onto www.webassign.net and enter the class key </w:t>
+              <w:t xml:space="preserve">All sections of STOR 155 will be using WebAssign for homework. You will need to log onto www.webassign.net and enter the class </w:t>
+            </w:r>
+            <w:proofErr w:type="gramStart"/>
+            <w:r>
+              <w:rPr>
+                <w:rFonts w:cstheme="minorHAnsi"/>
+              </w:rPr>
+              <w:t xml:space="preserve">key </w:t>
             </w:r>
             <w:r>
               <w:rPr>
@@ -1946,19 +2088,15 @@
               </w:rPr>
               <w:t xml:space="preserve"> </w:t>
             </w:r>
+            <w:proofErr w:type="spellStart"/>
             <w:r>
               <w:rPr>
                 <w:rStyle w:val="Strong"/>
               </w:rPr>
-              <w:t>unc 6373 3995</w:t>
-            </w:r>
-          </w:p>
-          <w:p>
-            <w:pPr>
-              <w:rPr>
-                <w:rFonts w:cstheme="minorHAnsi"/>
-              </w:rPr>
-            </w:pPr>
+              <w:t>unc</w:t>
+            </w:r>
+            <w:proofErr w:type="spellEnd"/>
+            <w:proofErr w:type="gramEnd"/>
             <w:r>
               <w:rPr>
                 <w:rStyle w:val="Strong"/>
@@ -1967,9 +2105,54 @@
             </w:r>
             <w:r>
               <w:rPr>
-                <w:rFonts w:cstheme="minorHAnsi"/>
-              </w:rPr>
-              <w:t xml:space="preserve">to be added to my class. If you need assistance with your first login, ask your Instructor or IA. This needs to be done by </w:t>
+                <w:rStyle w:val="Strong"/>
+              </w:rPr>
+              <w:t>5186</w:t>
+            </w:r>
+            <w:r>
+              <w:rPr>
+                <w:rStyle w:val="Strong"/>
+              </w:rPr>
+              <w:t xml:space="preserve"> </w:t>
+            </w:r>
+            <w:r>
+              <w:rPr>
+                <w:rStyle w:val="Strong"/>
+              </w:rPr>
+              <w:t>3441</w:t>
+            </w:r>
+          </w:p>
+          <w:p>
+            <w:pPr>
+              <w:rPr>
+                <w:rFonts w:cstheme="minorHAnsi"/>
+              </w:rPr>
+            </w:pPr>
+            <w:r>
+              <w:rPr>
+                <w:rStyle w:val="Strong"/>
+              </w:rPr>
+              <w:t xml:space="preserve"> </w:t>
+            </w:r>
+            <w:r>
+              <w:rPr>
+                <w:rFonts w:cstheme="minorHAnsi"/>
+              </w:rPr>
+              <w:t xml:space="preserve">to be added to my class. If you need assistance with your first login, ask your </w:t>
+            </w:r>
+            <w:proofErr w:type="gramStart"/>
+            <w:r>
+              <w:rPr>
+                <w:rFonts w:cstheme="minorHAnsi"/>
+              </w:rPr>
+              <w:t>Instructor</w:t>
+            </w:r>
+            <w:proofErr w:type="gramEnd"/>
+            <w:r>
+              <w:rPr>
+                <w:rFonts w:cstheme="minorHAnsi"/>
+              </w:rPr>
+              <w:t xml:space="preserve"> or IA. This needs to be done by </w:t>
             </w:r>
             <w:r>
               <w:rPr>
@@ -1977,7 +2160,7 @@
                 <w:b/>
                 <w:bCs/>
               </w:rPr>
-              <w:t>August 2</w:t>
+              <w:t>June</w:t>
             </w:r>
             <w:r>
               <w:rPr>
@@ -1985,7 +2168,7 @@
                 <w:b/>
                 <w:bCs/>
               </w:rPr>
-              <w:t>1</w:t>
+              <w:t xml:space="preserve"> 2</w:t>
             </w:r>
             <w:r>
               <w:rPr>
@@ -1993,7 +2176,7 @@
                 <w:b/>
                 <w:bCs/>
               </w:rPr>
-              <w:t>, 202</w:t>
+              <w:t>3</w:t>
             </w:r>
             <w:r>
               <w:rPr>
@@ -2001,6 +2184,14 @@
                 <w:b/>
                 <w:bCs/>
               </w:rPr>
+              <w:t>, 202</w:t>
+            </w:r>
+            <w:r>
+              <w:rPr>
+                <w:rFonts w:cstheme="minorHAnsi"/>
+                <w:b/>
+                <w:bCs/>
+              </w:rPr>
               <w:t>5</w:t>
             </w:r>
             <w:r>
@@ -2033,7 +2224,7 @@
               <w:rPr>
                 <w:rFonts w:cstheme="minorHAnsi"/>
               </w:rPr>
-              <w:t>almost every week</w:t>
+              <w:t>almost every other day</w:t>
             </w:r>
             <w:r>
               <w:rPr>
@@ -2051,27 +2242,55 @@
               <w:rPr>
                 <w:rFonts w:cstheme="minorHAnsi"/>
               </w:rPr>
-              <w:t xml:space="preserve">you must have completed the homework in WebAssign by the due date. No extensions will be given ever. Homework assignments will vary in weight. The average number of points across all assignments will be added twice to the total number of earned points.  </w:t>
-            </w:r>
-          </w:p>
-          <w:p>
-            <w:pPr>
-              <w:rPr>
-                <w:rFonts w:cstheme="minorHAnsi"/>
-              </w:rPr>
-            </w:pPr>
-          </w:p>
-          <w:p>
-            <w:pPr>
-              <w:rPr>
-                <w:rFonts w:cstheme="minorHAnsi"/>
-              </w:rPr>
-            </w:pPr>
-            <w:r>
-              <w:rPr>
-                <w:rFonts w:cstheme="minorHAnsi"/>
-              </w:rPr>
-              <w:t>Any dispute on the grading of a homework assignment should be brought to either your instructor or IA within 1 week after the due date of an assignment. Questions on individual problems should be asked via Webassign’s messaging capabilities.</w:t>
+              <w:t xml:space="preserve">you must have completed the homework in WebAssign by the due date. No extensions will be given ever. Homework assignments will vary in weight. The average number of points across all assignments will be added twice to the total number of </w:t>
+            </w:r>
+            <w:proofErr w:type="gramStart"/>
+            <w:r>
+              <w:rPr>
+                <w:rFonts w:cstheme="minorHAnsi"/>
+              </w:rPr>
+              <w:t>earned points</w:t>
+            </w:r>
+            <w:proofErr w:type="gramEnd"/>
+            <w:r>
+              <w:rPr>
+                <w:rFonts w:cstheme="minorHAnsi"/>
+              </w:rPr>
+              <w:t xml:space="preserve">.  </w:t>
+            </w:r>
+          </w:p>
+          <w:p>
+            <w:pPr>
+              <w:rPr>
+                <w:rFonts w:cstheme="minorHAnsi"/>
+              </w:rPr>
+            </w:pPr>
+          </w:p>
+          <w:p>
+            <w:pPr>
+              <w:rPr>
+                <w:rFonts w:cstheme="minorHAnsi"/>
+              </w:rPr>
+            </w:pPr>
+            <w:r>
+              <w:rPr>
+                <w:rFonts w:cstheme="minorHAnsi"/>
+              </w:rPr>
+              <w:t xml:space="preserve">Any dispute on the grading of a homework assignment should be brought to either your instructor or IA within 1 week after the due date of an assignment. Questions on individual problems should be asked via </w:t>
+            </w:r>
+            <w:proofErr w:type="spellStart"/>
+            <w:r>
+              <w:rPr>
+                <w:rFonts w:cstheme="minorHAnsi"/>
+              </w:rPr>
+              <w:t>Webassign’s</w:t>
+            </w:r>
+            <w:proofErr w:type="spellEnd"/>
+            <w:r>
+              <w:rPr>
+                <w:rFonts w:cstheme="minorHAnsi"/>
+              </w:rPr>
+              <w:t xml:space="preserve"> messaging capabilities.</w:t>
             </w:r>
           </w:p>
         </w:tc>
@@ -2142,7 +2361,23 @@
               </w:rPr>
             </w:pPr>
             <w:r>
-              <w:t>You cannot have three finals within a 24 hour period, and therefore you will need to be excused from the regularly scheduled final exam. In this scenario, you must obtain a Dean’s excuse and discuss the situation with me at least two weeks before the regularly scheduled final exam so that an alternative arrangement can be made.</w:t>
+              <w:t xml:space="preserve">You cannot have three finals within a </w:t>
+            </w:r>
+            <w:proofErr w:type="gramStart"/>
+            <w:r>
+              <w:t>24 hour</w:t>
+            </w:r>
+            <w:proofErr w:type="gramEnd"/>
+            <w:r>
+              <w:t xml:space="preserve"> period, and therefore you will need to be excused from the regularly scheduled final exam. In this scenario, you must obtain a </w:t>
+            </w:r>
+            <w:proofErr w:type="gramStart"/>
+            <w:r>
+              <w:t>Dean’s</w:t>
+            </w:r>
+            <w:proofErr w:type="gramEnd"/>
+            <w:r>
+              <w:t xml:space="preserve"> excuse and discuss the situation with me at least two weeks before the regularly scheduled final exam so that an alternative arrangement can be made.</w:t>
             </w:r>
           </w:p>
         </w:tc>
@@ -2151,30 +2386,16 @@
     <w:p>
       <w:pPr>
         <w:rPr>
-          <w:rFonts w:asciiTheme="majorHAnsi" w:hAnsiTheme="majorHAnsi" w:cstheme="majorHAnsi"/>
+          <w:rFonts w:ascii="Calibri Light" w:eastAsia="Calibri" w:hAnsi="Calibri Light" w:cs="Calibri Light"/>
           <w:b/>
           <w:sz w:val="32"/>
         </w:rPr>
       </w:pPr>
-    </w:p>
-    <w:p>
+      <w:bookmarkStart w:id="0" w:name="_Hlk206158071"/>
+      <w:bookmarkStart w:id="1" w:name="_Toc525301617"/>
       <w:r>
-        <w:rPr>
-          <w:rFonts w:asciiTheme="majorHAnsi" w:hAnsiTheme="majorHAnsi" w:cstheme="majorHAnsi"/>
-          <w:b/>
-          <w:sz w:val="32"/>
-        </w:rPr>
-        <w:t>Course Assessments</w:t>
+        <w:br w:type="page"/>
       </w:r>
-    </w:p>
-    <w:p>
-      <w:pPr>
-        <w:spacing w:line="256" w:lineRule="auto"/>
-        <w:rPr>
-          <w:rFonts w:ascii="Calibri" w:eastAsia="Calibri" w:hAnsi="Calibri" w:cs="Times New Roman"/>
-        </w:rPr>
-      </w:pPr>
-      <w:bookmarkStart w:id="0" w:name="_Hlk206158071"/>
       <w:r>
         <w:rPr>
           <w:rFonts w:ascii="Calibri Light" w:eastAsia="Calibri" w:hAnsi="Calibri Light" w:cs="Calibri Light"/>
@@ -2182,10 +2403,10 @@
           <w:sz w:val="32"/>
         </w:rPr>
         <w:lastRenderedPageBreak/>
-        <w:t xml:space="preserve">Course Policies and Resources </w:t>
+        <w:t>Course Policies and Resources</w:t>
       </w:r>
-      <w:bookmarkStart w:id="1" w:name="_Toc525301617"/>
     </w:p>
+    <w:p/>
     <w:tbl>
       <w:tblPr>
         <w:tblStyle w:val="TableGrid1"/>
@@ -2264,33 +2485,12 @@
               <w:t>Problem-solving in this class will often require the use of Microsoft Excel and/or a calculator. We will sometimes be working with data in Excel spreadsheets during class, so I encourage you to bring your laptop to class so you can follow along with me and get some hands-on experience in Excel.</w:t>
             </w:r>
           </w:p>
-          <w:p>
-            <w:pPr>
-              <w:rPr>
-                <w:color w:val="000000"/>
-              </w:rPr>
-            </w:pPr>
-          </w:p>
-          <w:p>
-            <w:pPr>
-              <w:rPr>
-                <w:color w:val="000000"/>
-              </w:rPr>
-            </w:pPr>
-            <w:r>
-              <w:rPr>
-                <w:rFonts w:eastAsia="Times New Roman" w:cs="Calibri"/>
-                <w:color w:val="000000"/>
-              </w:rPr>
-              <w:t>AI statement: Use of generative AI tools of any kind is not permitted in this course. Any use of these tools to complete homework or exam problems will be considered an instance of academic dishonesty and will be referred to the Honor System.</w:t>
-            </w:r>
-          </w:p>
         </w:tc>
       </w:tr>
       <w:bookmarkEnd w:id="1"/>
       <w:tr>
         <w:trPr>
-          <w:trHeight w:val="1152"/>
+          <w:trHeight w:val="1081"/>
           <w:jc w:val="center"/>
         </w:trPr>
         <w:tc>
@@ -2320,7 +2520,7 @@
               <w:rPr>
                 <w:rFonts w:cs="Calibri"/>
               </w:rPr>
-              <w:t>Tutorial Sessions</w:t>
+              <w:t>Delivery Method</w:t>
             </w:r>
           </w:p>
         </w:tc>
@@ -2345,99 +2545,59 @@
           <w:p>
             <w:pPr>
               <w:rPr>
-                <w:rFonts w:cs="Calibri"/>
-              </w:rPr>
-            </w:pPr>
-            <w:r>
-              <w:rPr>
-                <w:rFonts w:cs="Calibri"/>
-              </w:rPr>
-              <w:t>Every Sunday through Thursday evening on Zoom from 7:00</w:t>
-            </w:r>
-            <w:r>
-              <w:rPr>
-                <w:rFonts w:cs="Calibri"/>
-              </w:rPr>
-              <w:t>PM</w:t>
-            </w:r>
-            <w:r>
-              <w:rPr>
-                <w:rFonts w:cs="Calibri"/>
-              </w:rPr>
-              <w:t xml:space="preserve"> - 8:00 PM, starting </w:t>
-            </w:r>
-            <w:r>
-              <w:rPr>
-                <w:rFonts w:cs="Calibri"/>
-              </w:rPr>
-              <w:t xml:space="preserve"> August </w:t>
-            </w:r>
-            <w:r>
-              <w:rPr>
-                <w:rFonts w:cs="Calibri"/>
-              </w:rPr>
-              <w:t>24</w:t>
-            </w:r>
-            <w:r>
-              <w:rPr>
-                <w:rFonts w:cs="Calibri"/>
-              </w:rPr>
-              <w:t>. You can access these meetings at:</w:t>
-            </w:r>
-            <w:r>
+                <w:rFonts w:eastAsia="Times New Roman" w:cs="Calibri"/>
+              </w:rPr>
+            </w:pPr>
+            <w:r>
+              <w:rPr>
+                <w:rFonts w:cs="Calibri"/>
+              </w:rPr>
+              <w:t>This course is classified as in-person, meaning:</w:t>
+            </w:r>
+            <w:r>
+              <w:rPr>
+                <w:rFonts w:eastAsia="Times New Roman" w:cs="Calibri"/>
+              </w:rPr>
               <w:t xml:space="preserve"> </w:t>
             </w:r>
-            <w:hyperlink r:id="rId12" w:history="1">
-              <w:r>
-                <w:rPr>
-                  <w:rStyle w:val="Hyperlink"/>
-                  <w:rFonts w:cs="Calibri"/>
-                </w:rPr>
-                <w:t>https://unc.zoom.us/j/91025408971</w:t>
-              </w:r>
-            </w:hyperlink>
-            <w:r>
-              <w:rPr>
-                <w:rFonts w:cs="Calibri"/>
-              </w:rPr>
-              <w:t xml:space="preserve"> </w:t>
-            </w:r>
-            <w:r>
-              <w:rPr>
-                <w:rFonts w:cs="Calibri"/>
-              </w:rPr>
-              <w:t xml:space="preserve"> </w:t>
-            </w:r>
-          </w:p>
-          <w:p>
-            <w:pPr>
-              <w:rPr>
-                <w:rFonts w:ascii="Times New Roman" w:eastAsia="Times New Roman" w:hAnsi="Times New Roman"/>
-                <w:sz w:val="24"/>
-                <w:szCs w:val="24"/>
-              </w:rPr>
-            </w:pPr>
-          </w:p>
-          <w:p>
-            <w:pPr>
-              <w:rPr>
-                <w:color w:val="000000"/>
-              </w:rPr>
-            </w:pPr>
-            <w:r>
-              <w:rPr>
-                <w:rFonts w:cs="Calibri"/>
-                <w:b/>
-                <w:bCs/>
-              </w:rPr>
-              <w:t>These tutorial sessions are essentially extra office hours run by experienced instructional assistants who enjoy tutoring in statistics. Take advantage of their expertise and willingness to help!</w:t>
+          </w:p>
+          <w:p>
+            <w:pPr>
+              <w:numPr>
+                <w:ilvl w:val="0"/>
+                <w:numId w:val="18"/>
+              </w:numPr>
+              <w:spacing w:after="100" w:afterAutospacing="1"/>
+              <w:contextualSpacing/>
+              <w:rPr>
+                <w:rFonts w:eastAsia="Times New Roman" w:cs="Calibri"/>
+              </w:rPr>
+            </w:pPr>
+            <w:r>
+              <w:rPr>
+                <w:rFonts w:eastAsia="Times New Roman" w:cs="Calibri"/>
+              </w:rPr>
+              <w:t>Students attend class in person; remote students cannot register for this mode.</w:t>
+            </w:r>
+          </w:p>
+          <w:p>
+            <w:pPr>
+              <w:rPr>
+                <w:rFonts w:cs="Calibri"/>
+              </w:rPr>
+            </w:pPr>
+            <w:r>
+              <w:rPr>
+                <w:rFonts w:eastAsia="Times New Roman" w:cs="Calibri"/>
+              </w:rPr>
+              <w:t>Students will attend classes and take exams on specific dates/times and at a specific physical campus location throughout the semester.</w:t>
             </w:r>
           </w:p>
         </w:tc>
       </w:tr>
       <w:tr>
         <w:trPr>
-          <w:trHeight w:val="1081"/>
+          <w:trHeight w:val="1045"/>
           <w:jc w:val="center"/>
         </w:trPr>
         <w:tc>
@@ -2467,7 +2627,7 @@
               <w:rPr>
                 <w:rFonts w:cs="Calibri"/>
               </w:rPr>
-              <w:t>Delivery Method</w:t>
+              <w:t xml:space="preserve">UNC Attendance Policy </w:t>
             </w:r>
           </w:p>
         </w:tc>
@@ -2491,113 +2651,6 @@
           </w:tcPr>
           <w:p>
             <w:pPr>
-              <w:rPr>
-                <w:rFonts w:eastAsia="Times New Roman" w:cs="Calibri"/>
-              </w:rPr>
-            </w:pPr>
-            <w:r>
-              <w:rPr>
-                <w:rFonts w:cs="Calibri"/>
-              </w:rPr>
-              <w:t>This course is classified as in-person, meaning:</w:t>
-            </w:r>
-            <w:r>
-              <w:rPr>
-                <w:rFonts w:eastAsia="Times New Roman" w:cs="Calibri"/>
-              </w:rPr>
-              <w:t xml:space="preserve"> </w:t>
-            </w:r>
-          </w:p>
-          <w:p>
-            <w:pPr>
-              <w:numPr>
-                <w:ilvl w:val="0"/>
-                <w:numId w:val="18"/>
-              </w:numPr>
-              <w:spacing w:after="100" w:afterAutospacing="1"/>
-              <w:contextualSpacing/>
-              <w:rPr>
-                <w:rFonts w:eastAsia="Times New Roman" w:cs="Calibri"/>
-              </w:rPr>
-            </w:pPr>
-            <w:r>
-              <w:rPr>
-                <w:rFonts w:eastAsia="Times New Roman" w:cs="Calibri"/>
-              </w:rPr>
-              <w:t>Students attend class in person; remote students cannot register for this mode.</w:t>
-            </w:r>
-          </w:p>
-          <w:p>
-            <w:pPr>
-              <w:rPr>
-                <w:rFonts w:cs="Calibri"/>
-              </w:rPr>
-            </w:pPr>
-            <w:r>
-              <w:rPr>
-                <w:rFonts w:eastAsia="Times New Roman" w:cs="Calibri"/>
-              </w:rPr>
-              <w:t>Students will attend classes and take exams on specific dates/times and at a specific physical campus location throughout the semester.</w:t>
-            </w:r>
-          </w:p>
-        </w:tc>
-      </w:tr>
-      <w:tr>
-        <w:trPr>
-          <w:trHeight w:val="1045"/>
-          <w:jc w:val="center"/>
-        </w:trPr>
-        <w:tc>
-          <w:tcPr>
-            <w:tcW w:w="1704" w:type="dxa"/>
-            <w:tcBorders>
-              <w:top w:val="single" w:sz="4" w:space="0" w:color="auto"/>
-              <w:left w:val="single" w:sz="4" w:space="0" w:color="auto"/>
-              <w:bottom w:val="single" w:sz="4" w:space="0" w:color="auto"/>
-              <w:right w:val="single" w:sz="4" w:space="0" w:color="auto"/>
-            </w:tcBorders>
-            <w:tcMar>
-              <w:top w:w="115" w:type="dxa"/>
-              <w:left w:w="115" w:type="dxa"/>
-              <w:bottom w:w="115" w:type="dxa"/>
-              <w:right w:w="115" w:type="dxa"/>
-            </w:tcMar>
-            <w:hideMark/>
-          </w:tcPr>
-          <w:p>
-            <w:pPr>
-              <w:rPr>
-                <w:rFonts w:cs="Calibri"/>
-              </w:rPr>
-            </w:pPr>
-            <w:r>
-              <w:rPr>
-                <w:rFonts w:cs="Calibri"/>
-              </w:rPr>
-              <w:t xml:space="preserve">UNC Attendance Policy </w:t>
-            </w:r>
-          </w:p>
-        </w:tc>
-        <w:tc>
-          <w:tcPr>
-            <w:tcW w:w="8281" w:type="dxa"/>
-            <w:tcBorders>
-              <w:top w:val="single" w:sz="4" w:space="0" w:color="auto"/>
-              <w:left w:val="single" w:sz="4" w:space="0" w:color="auto"/>
-              <w:bottom w:val="single" w:sz="4" w:space="0" w:color="auto"/>
-              <w:right w:val="single" w:sz="4" w:space="0" w:color="auto"/>
-            </w:tcBorders>
-            <w:shd w:val="clear" w:color="auto" w:fill="FFFFFF" w:themeFill="background1"/>
-            <w:tcMar>
-              <w:top w:w="115" w:type="dxa"/>
-              <w:left w:w="115" w:type="dxa"/>
-              <w:bottom w:w="115" w:type="dxa"/>
-              <w:right w:w="115" w:type="dxa"/>
-            </w:tcMar>
-            <w:hideMark/>
-          </w:tcPr>
-          <w:p>
-            <w:pPr>
               <w:spacing w:after="120"/>
               <w:rPr>
                 <w:rFonts w:cs="Calibri"/>
@@ -2617,7 +2670,7 @@
               </w:rPr>
               <w:t xml:space="preserve"> As stated in the University’s </w:t>
             </w:r>
-            <w:hyperlink r:id="rId13" w:anchor="text" w:history="1">
+            <w:hyperlink r:id="rId12" w:anchor="text" w:history="1">
               <w:r>
                 <w:rPr>
                   <w:rFonts w:cs="Calibri"/>
@@ -2655,7 +2708,7 @@
               </w:rPr>
               <w:t xml:space="preserve">Authorized University activities: </w:t>
             </w:r>
-            <w:hyperlink r:id="rId14" w:history="1">
+            <w:hyperlink r:id="rId13" w:history="1">
               <w:r>
                 <w:rPr>
                   <w:rFonts w:cs="Calibri"/>
@@ -2679,7 +2732,7 @@
               </w:rPr>
               <w:t xml:space="preserve">website provides information and </w:t>
             </w:r>
-            <w:hyperlink r:id="rId15" w:history="1">
+            <w:hyperlink r:id="rId14" w:history="1">
               <w:r>
                 <w:rPr>
                   <w:rFonts w:cs="Calibri"/>
@@ -2695,7 +2748,7 @@
               </w:rPr>
               <w:t xml:space="preserve"> and </w:t>
             </w:r>
-            <w:hyperlink r:id="rId16" w:history="1">
+            <w:hyperlink r:id="rId15" w:history="1">
               <w:r>
                 <w:rPr>
                   <w:rFonts w:cs="Calibri"/>
@@ -2733,7 +2786,7 @@
               </w:rPr>
               <w:t xml:space="preserve">Disability/religious observance/pregnancy/short-term military service, as required by law and approved by the </w:t>
             </w:r>
-            <w:hyperlink r:id="rId17" w:history="1">
+            <w:hyperlink r:id="rId16" w:history="1">
               <w:r>
                 <w:rPr>
                   <w:rFonts w:cs="Calibri"/>
@@ -2768,7 +2821,7 @@
               </w:rPr>
               <w:t xml:space="preserve">Significant health condition and/or personal/family emergency as approved by the </w:t>
             </w:r>
-            <w:hyperlink r:id="rId18" w:history="1">
+            <w:hyperlink r:id="rId17" w:history="1">
               <w:r>
                 <w:rPr>
                   <w:rFonts w:cs="Calibri"/>
@@ -2784,7 +2837,7 @@
               </w:rPr>
               <w:t xml:space="preserve">, </w:t>
             </w:r>
-            <w:hyperlink r:id="rId19" w:history="1">
+            <w:hyperlink r:id="rId18" w:history="1">
               <w:r>
                 <w:rPr>
                   <w:rFonts w:cs="Calibri"/>
@@ -2823,7 +2876,7 @@
               </w:rPr>
               <w:t xml:space="preserve"> </w:t>
             </w:r>
-            <w:hyperlink r:id="rId20" w:history="1">
+            <w:hyperlink r:id="rId19" w:history="1">
               <w:r>
                 <w:rPr>
                   <w:rFonts w:cs="Calibri"/>
@@ -2961,7 +3014,6 @@
               <w:rPr>
                 <w:rFonts w:cs="Calibri"/>
               </w:rPr>
-              <w:lastRenderedPageBreak/>
               <w:t xml:space="preserve">EOC Accommodation </w:t>
             </w:r>
           </w:p>
@@ -2995,18 +3047,36 @@
               <w:rPr>
                 <w:rFonts w:cs="Calibri"/>
               </w:rPr>
-              <w:t>Equal Opportunity and Compliance Accommodations Team  (</w:t>
-            </w:r>
-            <w:hyperlink r:id="rId21" w:history="1">
-              <w:r>
-                <w:rPr>
-                  <w:rFonts w:cs="Calibri"/>
-                  <w:color w:val="0563C1" w:themeColor="hyperlink"/>
-                  <w:u w:val="single"/>
-                </w:rPr>
-                <w:t>Accommodations - UNC Equal Opportunity and Compliance)</w:t>
-              </w:r>
-            </w:hyperlink>
+              <w:t xml:space="preserve">Equal Opportunity and Compliance Accommodations </w:t>
+            </w:r>
+            <w:proofErr w:type="gramStart"/>
+            <w:r>
+              <w:rPr>
+                <w:rFonts w:cs="Calibri"/>
+              </w:rPr>
+              <w:t>Team  (</w:t>
+            </w:r>
+            <w:proofErr w:type="gramEnd"/>
+            <w:r>
+              <w:fldChar w:fldCharType="begin"/>
+            </w:r>
+            <w:r>
+              <w:instrText>HYPERLINK "https://eoc.unc.edu/accommodations/"</w:instrText>
+            </w:r>
+            <w:r>
+              <w:fldChar w:fldCharType="separate"/>
+            </w:r>
+            <w:r>
+              <w:rPr>
+                <w:rFonts w:cs="Calibri"/>
+                <w:color w:val="0563C1" w:themeColor="hyperlink"/>
+                <w:u w:val="single"/>
+              </w:rPr>
+              <w:t>Accommodations - UNC Equal Opportunity and Compliance)</w:t>
+            </w:r>
+            <w:r>
+              <w:fldChar w:fldCharType="end"/>
+            </w:r>
             <w:r>
               <w:rPr>
                 <w:rFonts w:cs="Calibri"/>
@@ -3048,6 +3118,7 @@
               <w:rPr>
                 <w:rFonts w:cs="Calibri"/>
               </w:rPr>
+              <w:lastRenderedPageBreak/>
               <w:t xml:space="preserve">Counseling &amp; Psychological Services </w:t>
             </w:r>
           </w:p>
@@ -3081,7 +3152,7 @@
               </w:rPr>
               <w:t xml:space="preserve">UNC-Chapel Hill is strongly committed to addressing the mental health needs of a diverse student body. The </w:t>
             </w:r>
-            <w:hyperlink r:id="rId22" w:history="1">
+            <w:hyperlink r:id="rId20" w:history="1">
               <w:r>
                 <w:rPr>
                   <w:rFonts w:cs="Calibri"/>
@@ -3109,9 +3180,23 @@
               <w:rPr>
                 <w:rFonts w:cs="Calibri"/>
               </w:rPr>
-              <w:t xml:space="preserve">to access the many mental health resources at Carolina. CAPS is the primary mental health provider for students, offering timely access to consultation and connection to clinically appropriate services. Go to the </w:t>
-            </w:r>
-            <w:hyperlink r:id="rId23" w:history="1">
+              <w:t xml:space="preserve">to access </w:t>
+            </w:r>
+            <w:proofErr w:type="gramStart"/>
+            <w:r>
+              <w:rPr>
+                <w:rFonts w:cs="Calibri"/>
+              </w:rPr>
+              <w:t>the many</w:t>
+            </w:r>
+            <w:proofErr w:type="gramEnd"/>
+            <w:r>
+              <w:rPr>
+                <w:rFonts w:cs="Calibri"/>
+              </w:rPr>
+              <w:t xml:space="preserve"> mental health resources at Carolina. CAPS is the primary mental health provider for students, offering timely access to consultation and connection to clinically appropriate services. Go to the </w:t>
+            </w:r>
+            <w:hyperlink r:id="rId21" w:history="1">
               <w:r>
                 <w:rPr>
                   <w:rFonts w:cs="Calibri"/>
@@ -3194,7 +3279,7 @@
               </w:rPr>
               <w:t xml:space="preserve">Any student who is impacted by discrimination, harassment, interpersonal (relationship) violence, sexual violence, sexual exploitation, or stalking is encouraged to seek resources on campus or in the community. Reports can be made </w:t>
             </w:r>
-            <w:hyperlink r:id="rId24" w:history="1">
+            <w:hyperlink r:id="rId22" w:history="1">
               <w:r>
                 <w:rPr>
                   <w:rFonts w:cs="Calibri"/>
@@ -3210,7 +3295,7 @@
               </w:rPr>
               <w:t xml:space="preserve"> or by contacting the </w:t>
             </w:r>
-            <w:hyperlink r:id="rId25" w:history="1">
+            <w:hyperlink r:id="rId23" w:history="1">
               <w:r>
                 <w:rPr>
                   <w:rFonts w:cs="Calibri"/>
@@ -3226,7 +3311,7 @@
               </w:rPr>
               <w:t xml:space="preserve">, Elizabeth Hall, or the </w:t>
             </w:r>
-            <w:hyperlink r:id="rId26" w:history="1">
+            <w:hyperlink r:id="rId24" w:history="1">
               <w:r>
                 <w:rPr>
                   <w:rFonts w:cs="Calibri"/>
@@ -3242,7 +3327,7 @@
               </w:rPr>
               <w:t xml:space="preserve"> in the Equal Opportunity and Compliance Office.  Please note that I am designated as a Responsible Employee, which means I must report to the EOC any information I receive about the forms of misconduct listed in this paragraph.  If you’d like to speak with a confidential resource, those include Counseling and Psychological Services, the University’s Ombuds Office, and the </w:t>
             </w:r>
-            <w:hyperlink r:id="rId27" w:history="1">
+            <w:hyperlink r:id="rId25" w:history="1">
               <w:r>
                 <w:rPr>
                   <w:rFonts w:cs="Calibri"/>
@@ -3258,7 +3343,7 @@
               </w:rPr>
               <w:t xml:space="preserve">. Additional resources are available at </w:t>
             </w:r>
-            <w:hyperlink r:id="rId28" w:history="1">
+            <w:hyperlink r:id="rId26" w:history="1">
               <w:r>
                 <w:rPr>
                   <w:rFonts w:cs="Calibri"/>
@@ -3341,7 +3426,7 @@
               </w:rPr>
               <w:t xml:space="preserve">Students are bound by UNC’s </w:t>
             </w:r>
-            <w:hyperlink r:id="rId29" w:history="1">
+            <w:hyperlink r:id="rId27" w:history="1">
               <w:r>
                 <w:rPr>
                   <w:rFonts w:cs="Calibri"/>
@@ -3530,8 +3615,8 @@
       </w:pPr>
     </w:p>
     <w:sectPr>
-      <w:headerReference w:type="default" r:id="rId30"/>
-      <w:footerReference w:type="default" r:id="rId31"/>
+      <w:headerReference w:type="default" r:id="rId28"/>
+      <w:footerReference w:type="default" r:id="rId29"/>
       <w:pgSz w:w="12240" w:h="15840"/>
       <w:pgMar w:top="1152" w:right="1152" w:bottom="1152" w:left="1152" w:header="720" w:footer="720" w:gutter="0"/>
       <w:pgNumType w:start="0"/>
@@ -3547,9 +3632,6 @@
 <w:endnotes xmlns:wpc="http://schemas.microsoft.com/office/word/2010/wordprocessingCanvas" xmlns:cx="http://schemas.microsoft.com/office/drawing/2014/chartex" xmlns:cx1="http://schemas.microsoft.com/office/drawing/2015/9/8/chartex" xmlns:cx2="http://schemas.microsoft.com/office/drawing/2015/10/21/chartex" xmlns:cx3="http://schemas.microsoft.com/office/drawing/2016/5/9/chartex" xmlns:cx4="http://schemas.microsoft.com/office/drawing/2016/5/10/chartex" xmlns:cx5="http://schemas.microsoft.com/office/drawing/2016/5/11/chartex" xmlns:cx6="http://schemas.microsoft.com/office/drawing/2016/5/12/chartex" xmlns:cx7="http://schemas.microsoft.com/office/drawing/2016/5/13/chartex" xmlns:cx8="http://schemas.microsoft.com/office/drawing/2016/5/14/chartex" xmlns:mc="http://schemas.openxmlformats.org/markup-compatibility/2006" xmlns:aink="http://schemas.microsoft.com/office/drawing/2016/ink" xmlns:am3d="http://schemas.microsoft.com/office/drawing/2017/model3d" xmlns:o="urn:schemas-microsoft-com:office:office" xmlns:oel="http://schemas.microsoft.com/office/2019/extlst" xmlns:r="http://schemas.openxmlformats.org/officeDocument/2006/relationships" xmlns:m="http://schemas.openxmlformats.org/officeDocument/2006/math" xmlns:v="urn:schemas-microsoft-com:vml" xmlns:wp14="http://schemas.microsoft.com/office/word/2010/wordprocessingDrawing" xmlns:wp="http://schemas.openxmlformats.org/drawingml/2006/wordprocessingDrawing" xmlns:w10="urn:schemas-microsoft-com:office:word" xmlns:w="http://schemas.openxmlformats.org/wordprocessingml/2006/main" xmlns:w14="http://schemas.microsoft.com/office/word/2010/wordml" xmlns:w15="http://schemas.microsoft.com/office/word/2012/wordml" xmlns:w16cex="http://schemas.microsoft.com/office/word/2018/wordml/cex" xmlns:w16cid="http://schemas.microsoft.com/office/word/2016/wordml/cid" xmlns:w16="http://schemas.microsoft.com/office/word/2018/wordml" xmlns:w16du="http://schemas.microsoft.com/office/word/2023/wordml/word16du" xmlns:w16sdtdh="http://schemas.microsoft.com/office/word/2020/wordml/sdtdatahash" xmlns:w16sdtfl="http://schemas.microsoft.com/office/word/2024/wordml/sdtformatlock" xmlns:w16se="http://schemas.microsoft.com/office/word/2015/wordml/symex" xmlns:wpg="http://schemas.microsoft.com/office/word/2010/wordprocessingGroup" xmlns:wpi="http://schemas.microsoft.com/office/word/2010/wordprocessingInk" xmlns:wne="http://schemas.microsoft.com/office/word/2006/wordml" xmlns:wps="http://schemas.microsoft.com/office/word/2010/wordprocessingShape" mc:Ignorable="w14 w15 w16se w16cid w16 w16cex w16sdtdh w16sdtfl w16du wp14">
   <w:endnote w:type="separator" w:id="-1">
     <w:p>
-      <w:pPr>
-        <w:spacing w:after="0" w:line="240" w:lineRule="auto"/>
-      </w:pPr>
       <w:r>
         <w:separator/>
       </w:r>
@@ -3557,20 +3639,13 @@
   </w:endnote>
   <w:endnote w:type="continuationSeparator" w:id="0">
     <w:p>
-      <w:pPr>
-        <w:spacing w:after="0" w:line="240" w:lineRule="auto"/>
-      </w:pPr>
       <w:r>
         <w:continuationSeparator/>
       </w:r>
     </w:p>
   </w:endnote>
   <w:endnote w:type="continuationNotice" w:id="1">
-    <w:p>
-      <w:pPr>
-        <w:spacing w:after="0" w:line="240" w:lineRule="auto"/>
-      </w:pPr>
-    </w:p>
+    <w:p/>
   </w:endnote>
 </w:endnotes>
 </file>
@@ -3632,9 +3707,6 @@
 <w:footnotes xmlns:wpc="http://schemas.microsoft.com/office/word/2010/wordprocessingCanvas" xmlns:cx="http://schemas.microsoft.com/office/drawing/2014/chartex" xmlns:cx1="http://schemas.microsoft.com/office/drawing/2015/9/8/chartex" xmlns:cx2="http://schemas.microsoft.com/office/drawing/2015/10/21/chartex" xmlns:cx3="http://schemas.microsoft.com/office/drawing/2016/5/9/chartex" xmlns:cx4="http://schemas.microsoft.com/office/drawing/2016/5/10/chartex" xmlns:cx5="http://schemas.microsoft.com/office/drawing/2016/5/11/chartex" xmlns:cx6="http://schemas.microsoft.com/office/drawing/2016/5/12/chartex" xmlns:cx7="http://schemas.microsoft.com/office/drawing/2016/5/13/chartex" xmlns:cx8="http://schemas.microsoft.com/office/drawing/2016/5/14/chartex" xmlns:mc="http://schemas.openxmlformats.org/markup-compatibility/2006" xmlns:aink="http://schemas.microsoft.com/office/drawing/2016/ink" xmlns:am3d="http://schemas.microsoft.com/office/drawing/2017/model3d" xmlns:o="urn:schemas-microsoft-com:office:office" xmlns:oel="http://schemas.microsoft.com/office/2019/extlst" xmlns:r="http://schemas.openxmlformats.org/officeDocument/2006/relationships" xmlns:m="http://schemas.openxmlformats.org/officeDocument/2006/math" xmlns:v="urn:schemas-microsoft-com:vml" xmlns:wp14="http://schemas.microsoft.com/office/word/2010/wordprocessingDrawing" xmlns:wp="http://schemas.openxmlformats.org/drawingml/2006/wordprocessingDrawing" xmlns:w10="urn:schemas-microsoft-com:office:word" xmlns:w="http://schemas.openxmlformats.org/wordprocessingml/2006/main" xmlns:w14="http://schemas.microsoft.com/office/word/2010/wordml" xmlns:w15="http://schemas.microsoft.com/office/word/2012/wordml" xmlns:w16cex="http://schemas.microsoft.com/office/word/2018/wordml/cex" xmlns:w16cid="http://schemas.microsoft.com/office/word/2016/wordml/cid" xmlns:w16="http://schemas.microsoft.com/office/word/2018/wordml" xmlns:w16du="http://schemas.microsoft.com/office/word/2023/wordml/word16du" xmlns:w16sdtdh="http://schemas.microsoft.com/office/word/2020/wordml/sdtdatahash" xmlns:w16sdtfl="http://schemas.microsoft.com/office/word/2024/wordml/sdtformatlock" xmlns:w16se="http://schemas.microsoft.com/office/word/2015/wordml/symex" xmlns:wpg="http://schemas.microsoft.com/office/word/2010/wordprocessingGroup" xmlns:wpi="http://schemas.microsoft.com/office/word/2010/wordprocessingInk" xmlns:wne="http://schemas.microsoft.com/office/word/2006/wordml" xmlns:wps="http://schemas.microsoft.com/office/word/2010/wordprocessingShape" mc:Ignorable="w14 w15 w16se w16cid w16 w16cex w16sdtdh w16sdtfl w16du wp14">
   <w:footnote w:type="separator" w:id="-1">
     <w:p>
-      <w:pPr>
-        <w:spacing w:after="0" w:line="240" w:lineRule="auto"/>
-      </w:pPr>
       <w:r>
         <w:separator/>
       </w:r>
@@ -3642,20 +3714,13 @@
   </w:footnote>
   <w:footnote w:type="continuationSeparator" w:id="0">
     <w:p>
-      <w:pPr>
-        <w:spacing w:after="0" w:line="240" w:lineRule="auto"/>
-      </w:pPr>
       <w:r>
         <w:continuationSeparator/>
       </w:r>
     </w:p>
   </w:footnote>
   <w:footnote w:type="continuationNotice" w:id="1">
-    <w:p>
-      <w:pPr>
-        <w:spacing w:after="0" w:line="240" w:lineRule="auto"/>
-      </w:pPr>
-    </w:p>
+    <w:p/>
   </w:footnote>
 </w:footnotes>
 </file>
@@ -5819,11 +5884,7 @@
         <w:lang w:val="en-US" w:eastAsia="en-US" w:bidi="ar-SA"/>
       </w:rPr>
     </w:rPrDefault>
-    <w:pPrDefault>
-      <w:pPr>
-        <w:spacing w:after="160" w:line="259" w:lineRule="auto"/>
-      </w:pPr>
-    </w:pPrDefault>
+    <w:pPrDefault/>
   </w:docDefaults>
   <w:latentStyles w:defLockedState="0" w:defUIPriority="99" w:defSemiHidden="0" w:defUnhideWhenUsed="0" w:defQFormat="0" w:count="376">
     <w:lsdException w:name="Normal" w:uiPriority="0" w:qFormat="1"/>
@@ -6218,7 +6279,7 @@
     <w:pPr>
       <w:keepNext/>
       <w:keepLines/>
-      <w:spacing w:before="240" w:after="0"/>
+      <w:spacing w:before="240"/>
       <w:outlineLvl w:val="0"/>
     </w:pPr>
     <w:rPr>
@@ -6240,7 +6301,7 @@
     <w:pPr>
       <w:keepNext/>
       <w:keepLines/>
-      <w:spacing w:before="40" w:after="0"/>
+      <w:spacing w:before="40"/>
       <w:outlineLvl w:val="1"/>
     </w:pPr>
     <w:rPr>
@@ -6295,9 +6356,6 @@
     <w:basedOn w:val="TableNormal"/>
     <w:uiPriority w:val="39"/>
     <w:rsid w:val="00FD2C1D"/>
-    <w:pPr>
-      <w:spacing w:after="0" w:line="240" w:lineRule="auto"/>
-    </w:pPr>
     <w:tblPr>
       <w:tblBorders>
         <w:top w:val="single" w:sz="4" w:space="0" w:color="auto"/>
@@ -6353,7 +6411,6 @@
     <w:qFormat/>
     <w:rsid w:val="00F905CD"/>
     <w:pPr>
-      <w:spacing w:after="0" w:line="240" w:lineRule="auto"/>
       <w:contextualSpacing/>
     </w:pPr>
     <w:rPr>
@@ -6390,7 +6447,6 @@
         <w:tab w:val="center" w:pos="4680"/>
         <w:tab w:val="right" w:pos="9360"/>
       </w:tabs>
-      <w:spacing w:after="0" w:line="240" w:lineRule="auto"/>
     </w:pPr>
   </w:style>
   <w:style w:type="character" w:customStyle="1" w:styleId="HeaderChar">
@@ -6412,7 +6468,6 @@
         <w:tab w:val="center" w:pos="4680"/>
         <w:tab w:val="right" w:pos="9360"/>
       </w:tabs>
-      <w:spacing w:after="0" w:line="240" w:lineRule="auto"/>
     </w:pPr>
   </w:style>
   <w:style w:type="character" w:customStyle="1" w:styleId="FooterChar">
@@ -6430,9 +6485,6 @@
     <w:semiHidden/>
     <w:unhideWhenUsed/>
     <w:rsid w:val="00D75C1B"/>
-    <w:pPr>
-      <w:spacing w:after="0" w:line="240" w:lineRule="auto"/>
-    </w:pPr>
     <w:rPr>
       <w:rFonts w:ascii="Segoe UI" w:hAnsi="Segoe UI" w:cs="Segoe UI"/>
       <w:sz w:val="18"/>
@@ -6481,7 +6533,7 @@
     <w:basedOn w:val="Normal"/>
     <w:rsid w:val="00712157"/>
     <w:pPr>
-      <w:spacing w:before="100" w:beforeAutospacing="1" w:after="100" w:afterAutospacing="1" w:line="240" w:lineRule="auto"/>
+      <w:spacing w:before="100" w:beforeAutospacing="1" w:after="100" w:afterAutospacing="1"/>
     </w:pPr>
     <w:rPr>
       <w:rFonts w:ascii="Times New Roman" w:hAnsi="Times New Roman" w:cs="Times New Roman"/>
@@ -6511,9 +6563,6 @@
     <w:next w:val="TableGrid"/>
     <w:uiPriority w:val="39"/>
     <w:rsid w:val="00740942"/>
-    <w:pPr>
-      <w:spacing w:after="0" w:line="240" w:lineRule="auto"/>
-    </w:pPr>
     <w:rPr>
       <w:rFonts w:ascii="Calibri" w:eastAsia="Calibri" w:hAnsi="Calibri" w:cs="Times New Roman"/>
     </w:rPr>
@@ -6528,6 +6577,12 @@
         <w:insideV w:val="single" w:sz="4" w:space="0" w:color="auto"/>
       </w:tblBorders>
     </w:tblPr>
+  </w:style>
+  <w:style w:type="paragraph" w:styleId="NoSpacing">
+    <w:name w:val="No Spacing"/>
+    <w:uiPriority w:val="1"/>
+    <w:qFormat/>
+    <w:rsid w:val="002D35A8"/>
   </w:style>
 </w:styles>
 </file>

--- a/Syllabi/STOR155_002_SYLLABUS.docx
+++ b/Syllabi/STOR155_002_SYLLABUS.docx
@@ -2384,13 +2384,6 @@
       </w:tr>
     </w:tbl>
     <w:p>
-      <w:pPr>
-        <w:rPr>
-          <w:rFonts w:ascii="Calibri Light" w:eastAsia="Calibri" w:hAnsi="Calibri Light" w:cs="Calibri Light"/>
-          <w:b/>
-          <w:sz w:val="32"/>
-        </w:rPr>
-      </w:pPr>
       <w:bookmarkStart w:id="0" w:name="_Hlk206158071"/>
       <w:bookmarkStart w:id="1" w:name="_Toc525301617"/>
       <w:r>
@@ -2406,7 +2399,6 @@
         <w:t>Course Policies and Resources</w:t>
       </w:r>
     </w:p>
-    <w:p/>
     <w:tbl>
       <w:tblPr>
         <w:tblStyle w:val="TableGrid1"/>
@@ -2421,7 +2413,7 @@
       </w:tblGrid>
       <w:tr>
         <w:trPr>
-          <w:trHeight w:val="1945"/>
+          <w:trHeight w:val="1198"/>
           <w:jc w:val="center"/>
         </w:trPr>
         <w:tc>
@@ -2904,7 +2896,7 @@
       </w:tr>
       <w:tr>
         <w:trPr>
-          <w:trHeight w:val="3304"/>
+          <w:trHeight w:val="1828"/>
           <w:jc w:val="center"/>
         </w:trPr>
         <w:tc>
@@ -3118,7 +3110,6 @@
               <w:rPr>
                 <w:rFonts w:cs="Calibri"/>
               </w:rPr>
-              <w:lastRenderedPageBreak/>
               <w:t xml:space="preserve">Counseling &amp; Psychological Services </w:t>
             </w:r>
           </w:p>
@@ -3277,7 +3268,14 @@
               <w:rPr>
                 <w:rFonts w:cs="Calibri"/>
               </w:rPr>
-              <w:t xml:space="preserve">Any student who is impacted by discrimination, harassment, interpersonal (relationship) violence, sexual violence, sexual exploitation, or stalking is encouraged to seek resources on campus or in the community. Reports can be made </w:t>
+              <w:t xml:space="preserve">Any student who is impacted by discrimination, harassment, interpersonal (relationship) violence, sexual violence, sexual exploitation, or stalking is encouraged to seek resources </w:t>
+            </w:r>
+            <w:r>
+              <w:rPr>
+                <w:rFonts w:cs="Calibri"/>
+              </w:rPr>
+              <w:lastRenderedPageBreak/>
+              <w:t xml:space="preserve">on campus or in the community. Reports can be made </w:t>
             </w:r>
             <w:hyperlink r:id="rId22" w:history="1">
               <w:r>
@@ -3393,6 +3391,7 @@
               <w:rPr>
                 <w:rFonts w:cs="Calibri"/>
               </w:rPr>
+              <w:lastRenderedPageBreak/>
               <w:t>Honor Code Statement</w:t>
             </w:r>
           </w:p>

--- a/Syllabi/STOR155_002_SYLLABUS.docx
+++ b/Syllabi/STOR155_002_SYLLABUS.docx
@@ -438,7 +438,19 @@
               <w:rPr>
                 <w:rFonts w:cstheme="minorHAnsi"/>
               </w:rPr>
-              <w:t>Office Hours: TBD</w:t>
+              <w:t xml:space="preserve">Office Hours: </w:t>
+            </w:r>
+            <w:r>
+              <w:rPr>
+                <w:rFonts w:cstheme="minorHAnsi"/>
+              </w:rPr>
+              <w:t>W</w:t>
+            </w:r>
+            <w:r>
+              <w:rPr>
+                <w:rFonts w:cstheme="minorHAnsi"/>
+              </w:rPr>
+              <w:t>Th, 10AM – 11AM in Hanes B-30</w:t>
             </w:r>
           </w:p>
         </w:tc>
@@ -580,19 +592,11 @@
                 <w:rFonts w:cstheme="minorHAnsi"/>
               </w:rPr>
             </w:pPr>
-            <w:proofErr w:type="spellStart"/>
-            <w:r>
-              <w:rPr>
-                <w:rFonts w:cstheme="minorHAnsi"/>
-              </w:rPr>
-              <w:t>MTWThF</w:t>
-            </w:r>
-            <w:proofErr w:type="spellEnd"/>
-            <w:r>
-              <w:rPr>
-                <w:rFonts w:cstheme="minorHAnsi"/>
-              </w:rPr>
-              <w:t>, 11:30AM to 1:00PM in Hanes 120</w:t>
+            <w:r>
+              <w:rPr>
+                <w:rFonts w:cstheme="minorHAnsi"/>
+              </w:rPr>
+              <w:t>MTWThF, 11:30AM to 1:00PM in Hanes 120</w:t>
             </w:r>
           </w:p>
         </w:tc>
@@ -686,13 +690,8 @@
                 <w:rFonts w:cstheme="minorHAnsi"/>
               </w:rPr>
             </w:pPr>
-            <w:proofErr w:type="spellStart"/>
-            <w:r>
-              <w:t>OpenIntro</w:t>
-            </w:r>
-            <w:proofErr w:type="spellEnd"/>
-            <w:r>
-              <w:t xml:space="preserve"> Statistics, 4</w:t>
+            <w:r>
+              <w:t>OpenIntro Statistics, 4</w:t>
             </w:r>
             <w:r>
               <w:rPr>
@@ -2005,21 +2004,7 @@
               <w:rPr>
                 <w:rFonts w:cstheme="minorHAnsi"/>
               </w:rPr>
-              <w:t xml:space="preserve"> of the lectures, you will get a 0% for your attendance grade. Otherwise, you will receive </w:t>
-            </w:r>
-            <w:proofErr w:type="gramStart"/>
-            <w:r>
-              <w:rPr>
-                <w:rFonts w:cstheme="minorHAnsi"/>
-              </w:rPr>
-              <w:t>a 100</w:t>
-            </w:r>
-            <w:proofErr w:type="gramEnd"/>
-            <w:r>
-              <w:rPr>
-                <w:rFonts w:cstheme="minorHAnsi"/>
-              </w:rPr>
-              <w:t xml:space="preserve">%. </w:t>
+              <w:t xml:space="preserve"> of the lectures, you will get a 0% for your attendance grade. Otherwise, you will receive a 100%. </w:t>
             </w:r>
           </w:p>
         </w:tc>
@@ -2068,14 +2053,7 @@
               <w:rPr>
                 <w:rFonts w:cstheme="minorHAnsi"/>
               </w:rPr>
-              <w:t xml:space="preserve">All sections of STOR 155 will be using WebAssign for homework. You will need to log onto www.webassign.net and enter the class </w:t>
-            </w:r>
-            <w:proofErr w:type="gramStart"/>
-            <w:r>
-              <w:rPr>
-                <w:rFonts w:cstheme="minorHAnsi"/>
-              </w:rPr>
-              <w:t xml:space="preserve">key </w:t>
+              <w:t xml:space="preserve">All sections of STOR 155 will be using WebAssign for homework. You will need to log onto www.webassign.net and enter the class key </w:t>
             </w:r>
             <w:r>
               <w:rPr>
@@ -2088,15 +2066,12 @@
               </w:rPr>
               <w:t xml:space="preserve"> </w:t>
             </w:r>
-            <w:proofErr w:type="spellStart"/>
             <w:r>
               <w:rPr>
                 <w:rStyle w:val="Strong"/>
               </w:rPr>
               <w:t>unc</w:t>
             </w:r>
-            <w:proofErr w:type="spellEnd"/>
-            <w:proofErr w:type="gramEnd"/>
             <w:r>
               <w:rPr>
                 <w:rStyle w:val="Strong"/>
@@ -2138,21 +2113,7 @@
               <w:rPr>
                 <w:rFonts w:cstheme="minorHAnsi"/>
               </w:rPr>
-              <w:t xml:space="preserve">to be added to my class. If you need assistance with your first login, ask your </w:t>
-            </w:r>
-            <w:proofErr w:type="gramStart"/>
-            <w:r>
-              <w:rPr>
-                <w:rFonts w:cstheme="minorHAnsi"/>
-              </w:rPr>
-              <w:t>Instructor</w:t>
-            </w:r>
-            <w:proofErr w:type="gramEnd"/>
-            <w:r>
-              <w:rPr>
-                <w:rFonts w:cstheme="minorHAnsi"/>
-              </w:rPr>
-              <w:t xml:space="preserve"> or IA. This needs to be done by </w:t>
+              <w:t xml:space="preserve">to be added to my class. If you need assistance with your first login, ask your Instructor or IA. This needs to be done by </w:t>
             </w:r>
             <w:r>
               <w:rPr>
@@ -2242,55 +2203,27 @@
               <w:rPr>
                 <w:rFonts w:cstheme="minorHAnsi"/>
               </w:rPr>
-              <w:t xml:space="preserve">you must have completed the homework in WebAssign by the due date. No extensions will be given ever. Homework assignments will vary in weight. The average number of points across all assignments will be added twice to the total number of </w:t>
-            </w:r>
-            <w:proofErr w:type="gramStart"/>
-            <w:r>
-              <w:rPr>
-                <w:rFonts w:cstheme="minorHAnsi"/>
-              </w:rPr>
-              <w:t>earned points</w:t>
-            </w:r>
-            <w:proofErr w:type="gramEnd"/>
-            <w:r>
-              <w:rPr>
-                <w:rFonts w:cstheme="minorHAnsi"/>
-              </w:rPr>
-              <w:t xml:space="preserve">.  </w:t>
-            </w:r>
-          </w:p>
-          <w:p>
-            <w:pPr>
-              <w:rPr>
-                <w:rFonts w:cstheme="minorHAnsi"/>
-              </w:rPr>
-            </w:pPr>
-          </w:p>
-          <w:p>
-            <w:pPr>
-              <w:rPr>
-                <w:rFonts w:cstheme="minorHAnsi"/>
-              </w:rPr>
-            </w:pPr>
-            <w:r>
-              <w:rPr>
-                <w:rFonts w:cstheme="minorHAnsi"/>
-              </w:rPr>
-              <w:t xml:space="preserve">Any dispute on the grading of a homework assignment should be brought to either your instructor or IA within 1 week after the due date of an assignment. Questions on individual problems should be asked via </w:t>
-            </w:r>
-            <w:proofErr w:type="spellStart"/>
-            <w:r>
-              <w:rPr>
-                <w:rFonts w:cstheme="minorHAnsi"/>
-              </w:rPr>
-              <w:t>Webassign’s</w:t>
-            </w:r>
-            <w:proofErr w:type="spellEnd"/>
-            <w:r>
-              <w:rPr>
-                <w:rFonts w:cstheme="minorHAnsi"/>
-              </w:rPr>
-              <w:t xml:space="preserve"> messaging capabilities.</w:t>
+              <w:t xml:space="preserve">you must have completed the homework in WebAssign by the due date. No extensions will be given ever. Homework assignments will vary in weight. The average number of points across all assignments will be added twice to the total number of earned points.  </w:t>
+            </w:r>
+          </w:p>
+          <w:p>
+            <w:pPr>
+              <w:rPr>
+                <w:rFonts w:cstheme="minorHAnsi"/>
+              </w:rPr>
+            </w:pPr>
+          </w:p>
+          <w:p>
+            <w:pPr>
+              <w:rPr>
+                <w:rFonts w:cstheme="minorHAnsi"/>
+              </w:rPr>
+            </w:pPr>
+            <w:r>
+              <w:rPr>
+                <w:rFonts w:cstheme="minorHAnsi"/>
+              </w:rPr>
+              <w:t>Any dispute on the grading of a homework assignment should be brought to either your instructor or IA within 1 week after the due date of an assignment. Questions on individual problems should be asked via Webassign’s messaging capabilities.</w:t>
             </w:r>
           </w:p>
         </w:tc>
@@ -2361,31 +2294,15 @@
               </w:rPr>
             </w:pPr>
             <w:r>
-              <w:t xml:space="preserve">You cannot have three finals within a </w:t>
-            </w:r>
-            <w:proofErr w:type="gramStart"/>
-            <w:r>
-              <w:t>24 hour</w:t>
-            </w:r>
-            <w:proofErr w:type="gramEnd"/>
-            <w:r>
-              <w:t xml:space="preserve"> period, and therefore you will need to be excused from the regularly scheduled final exam. In this scenario, you must obtain a </w:t>
-            </w:r>
-            <w:proofErr w:type="gramStart"/>
-            <w:r>
-              <w:t>Dean’s</w:t>
-            </w:r>
-            <w:proofErr w:type="gramEnd"/>
-            <w:r>
-              <w:t xml:space="preserve"> excuse and discuss the situation with me at least two weeks before the regularly scheduled final exam so that an alternative arrangement can be made.</w:t>
+              <w:t>You cannot have three finals within a 24 hour period, and therefore you will need to be excused from the regularly scheduled final exam. In this scenario, you must obtain a Dean’s excuse and discuss the situation with me at least two weeks before the regularly scheduled final exam so that an alternative arrangement can be made.</w:t>
             </w:r>
           </w:p>
         </w:tc>
       </w:tr>
     </w:tbl>
     <w:p>
-      <w:bookmarkStart w:id="0" w:name="_Hlk206158071"/>
-      <w:bookmarkStart w:id="1" w:name="_Toc525301617"/>
+      <w:bookmarkStart w:id="0" w:name="_Toc525301617"/>
+      <w:bookmarkStart w:id="1" w:name="_Hlk206158071"/>
       <w:r>
         <w:br w:type="page"/>
       </w:r>
@@ -2479,7 +2396,7 @@
           </w:p>
         </w:tc>
       </w:tr>
-      <w:bookmarkEnd w:id="1"/>
+      <w:bookmarkEnd w:id="0"/>
       <w:tr>
         <w:trPr>
           <w:trHeight w:val="1081"/>
@@ -3039,36 +2956,18 @@
               <w:rPr>
                 <w:rFonts w:cs="Calibri"/>
               </w:rPr>
-              <w:t xml:space="preserve">Equal Opportunity and Compliance Accommodations </w:t>
-            </w:r>
-            <w:proofErr w:type="gramStart"/>
-            <w:r>
-              <w:rPr>
-                <w:rFonts w:cs="Calibri"/>
-              </w:rPr>
-              <w:t>Team  (</w:t>
-            </w:r>
-            <w:proofErr w:type="gramEnd"/>
-            <w:r>
-              <w:fldChar w:fldCharType="begin"/>
-            </w:r>
-            <w:r>
-              <w:instrText>HYPERLINK "https://eoc.unc.edu/accommodations/"</w:instrText>
-            </w:r>
-            <w:r>
-              <w:fldChar w:fldCharType="separate"/>
-            </w:r>
-            <w:r>
-              <w:rPr>
-                <w:rFonts w:cs="Calibri"/>
-                <w:color w:val="0563C1" w:themeColor="hyperlink"/>
-                <w:u w:val="single"/>
-              </w:rPr>
-              <w:t>Accommodations - UNC Equal Opportunity and Compliance)</w:t>
-            </w:r>
-            <w:r>
-              <w:fldChar w:fldCharType="end"/>
-            </w:r>
+              <w:t>Equal Opportunity and Compliance Accommodations Team  (</w:t>
+            </w:r>
+            <w:hyperlink r:id="rId20" w:history="1">
+              <w:r>
+                <w:rPr>
+                  <w:rFonts w:cs="Calibri"/>
+                  <w:color w:val="0563C1" w:themeColor="hyperlink"/>
+                  <w:u w:val="single"/>
+                </w:rPr>
+                <w:t>Accommodations - UNC Equal Opportunity and Compliance)</w:t>
+              </w:r>
+            </w:hyperlink>
             <w:r>
               <w:rPr>
                 <w:rFonts w:cs="Calibri"/>
@@ -3143,7 +3042,7 @@
               </w:rPr>
               <w:t xml:space="preserve">UNC-Chapel Hill is strongly committed to addressing the mental health needs of a diverse student body. The </w:t>
             </w:r>
-            <w:hyperlink r:id="rId20" w:history="1">
+            <w:hyperlink r:id="rId21" w:history="1">
               <w:r>
                 <w:rPr>
                   <w:rFonts w:cs="Calibri"/>
@@ -3171,23 +3070,9 @@
               <w:rPr>
                 <w:rFonts w:cs="Calibri"/>
               </w:rPr>
-              <w:t xml:space="preserve">to access </w:t>
-            </w:r>
-            <w:proofErr w:type="gramStart"/>
-            <w:r>
-              <w:rPr>
-                <w:rFonts w:cs="Calibri"/>
-              </w:rPr>
-              <w:t>the many</w:t>
-            </w:r>
-            <w:proofErr w:type="gramEnd"/>
-            <w:r>
-              <w:rPr>
-                <w:rFonts w:cs="Calibri"/>
-              </w:rPr>
-              <w:t xml:space="preserve"> mental health resources at Carolina. CAPS is the primary mental health provider for students, offering timely access to consultation and connection to clinically appropriate services. Go to the </w:t>
-            </w:r>
-            <w:hyperlink r:id="rId21" w:history="1">
+              <w:t xml:space="preserve">to access the many mental health resources at Carolina. CAPS is the primary mental health provider for students, offering timely access to consultation and connection to clinically appropriate services. Go to the </w:t>
+            </w:r>
+            <w:hyperlink r:id="rId22" w:history="1">
               <w:r>
                 <w:rPr>
                   <w:rFonts w:cs="Calibri"/>
@@ -3277,7 +3162,7 @@
               <w:lastRenderedPageBreak/>
               <w:t xml:space="preserve">on campus or in the community. Reports can be made </w:t>
             </w:r>
-            <w:hyperlink r:id="rId22" w:history="1">
+            <w:hyperlink r:id="rId23" w:history="1">
               <w:r>
                 <w:rPr>
                   <w:rFonts w:cs="Calibri"/>
@@ -3293,7 +3178,7 @@
               </w:rPr>
               <w:t xml:space="preserve"> or by contacting the </w:t>
             </w:r>
-            <w:hyperlink r:id="rId23" w:history="1">
+            <w:hyperlink r:id="rId24" w:history="1">
               <w:r>
                 <w:rPr>
                   <w:rFonts w:cs="Calibri"/>
@@ -3309,7 +3194,7 @@
               </w:rPr>
               <w:t xml:space="preserve">, Elizabeth Hall, or the </w:t>
             </w:r>
-            <w:hyperlink r:id="rId24" w:history="1">
+            <w:hyperlink r:id="rId25" w:history="1">
               <w:r>
                 <w:rPr>
                   <w:rFonts w:cs="Calibri"/>
@@ -3325,7 +3210,7 @@
               </w:rPr>
               <w:t xml:space="preserve"> in the Equal Opportunity and Compliance Office.  Please note that I am designated as a Responsible Employee, which means I must report to the EOC any information I receive about the forms of misconduct listed in this paragraph.  If you’d like to speak with a confidential resource, those include Counseling and Psychological Services, the University’s Ombuds Office, and the </w:t>
             </w:r>
-            <w:hyperlink r:id="rId25" w:history="1">
+            <w:hyperlink r:id="rId26" w:history="1">
               <w:r>
                 <w:rPr>
                   <w:rFonts w:cs="Calibri"/>
@@ -3341,7 +3226,7 @@
               </w:rPr>
               <w:t xml:space="preserve">. Additional resources are available at </w:t>
             </w:r>
-            <w:hyperlink r:id="rId26" w:history="1">
+            <w:hyperlink r:id="rId27" w:history="1">
               <w:r>
                 <w:rPr>
                   <w:rFonts w:cs="Calibri"/>
@@ -3425,7 +3310,7 @@
               </w:rPr>
               <w:t xml:space="preserve">Students are bound by UNC’s </w:t>
             </w:r>
-            <w:hyperlink r:id="rId27" w:history="1">
+            <w:hyperlink r:id="rId28" w:history="1">
               <w:r>
                 <w:rPr>
                   <w:rFonts w:cs="Calibri"/>
@@ -3602,7 +3487,7 @@
           </w:p>
         </w:tc>
       </w:tr>
-      <w:bookmarkEnd w:id="0"/>
+      <w:bookmarkEnd w:id="1"/>
     </w:tbl>
     <w:p>
       <w:pPr>
@@ -3614,8 +3499,8 @@
       </w:pPr>
     </w:p>
     <w:sectPr>
-      <w:headerReference w:type="default" r:id="rId28"/>
-      <w:footerReference w:type="default" r:id="rId29"/>
+      <w:headerReference w:type="default" r:id="rId29"/>
+      <w:footerReference w:type="default" r:id="rId30"/>
       <w:pgSz w:w="12240" w:h="15840"/>
       <w:pgMar w:top="1152" w:right="1152" w:bottom="1152" w:left="1152" w:header="720" w:footer="720" w:gutter="0"/>
       <w:pgNumType w:start="0"/>

--- a/Syllabi/STOR155_002_SYLLABUS.docx
+++ b/Syllabi/STOR155_002_SYLLABUS.docx
@@ -354,11 +354,20 @@
               </w:rPr>
               <w:t xml:space="preserve"> </w:t>
             </w:r>
-            <w:r>
-              <w:rPr>
-                <w:rFonts w:cstheme="minorHAnsi"/>
-              </w:rPr>
-              <w:t>eishi@unc.edu</w:t>
+            <w:hyperlink r:id="rId9" w:history="1">
+              <w:r>
+                <w:rPr>
+                  <w:rStyle w:val="Hyperlink"/>
+                  <w:rFonts w:cstheme="minorHAnsi"/>
+                </w:rPr>
+                <w:t>eishi@unc.edu</w:t>
+              </w:r>
+            </w:hyperlink>
+            <w:r>
+              <w:rPr>
+                <w:rFonts w:cstheme="minorHAnsi"/>
+              </w:rPr>
+              <w:t xml:space="preserve"> </w:t>
             </w:r>
           </w:p>
           <w:p>
@@ -418,7 +427,7 @@
               </w:rPr>
               <w:t xml:space="preserve"> </w:t>
             </w:r>
-            <w:hyperlink r:id="rId9" w:history="1">
+            <w:hyperlink r:id="rId10" w:history="1">
               <w:r>
                 <w:rPr>
                   <w:rStyle w:val="Hyperlink"/>
@@ -505,7 +514,7 @@
             <w:r>
               <w:t xml:space="preserve"> </w:t>
             </w:r>
-            <w:hyperlink r:id="rId10" w:history="1">
+            <w:hyperlink r:id="rId11" w:history="1">
               <w:r>
                 <w:rPr>
                   <w:rStyle w:val="Hyperlink"/>
@@ -533,7 +542,7 @@
               </w:rPr>
               <w:t xml:space="preserve">Canvas (Grades): </w:t>
             </w:r>
-            <w:hyperlink r:id="rId11" w:history="1">
+            <w:hyperlink r:id="rId12" w:history="1">
               <w:r>
                 <w:rPr>
                   <w:rStyle w:val="Hyperlink"/>
@@ -2579,7 +2588,7 @@
               </w:rPr>
               <w:t xml:space="preserve"> As stated in the University’s </w:t>
             </w:r>
-            <w:hyperlink r:id="rId12" w:anchor="text" w:history="1">
+            <w:hyperlink r:id="rId13" w:anchor="text" w:history="1">
               <w:r>
                 <w:rPr>
                   <w:rFonts w:cs="Calibri"/>
@@ -2617,7 +2626,7 @@
               </w:rPr>
               <w:t xml:space="preserve">Authorized University activities: </w:t>
             </w:r>
-            <w:hyperlink r:id="rId13" w:history="1">
+            <w:hyperlink r:id="rId14" w:history="1">
               <w:r>
                 <w:rPr>
                   <w:rFonts w:cs="Calibri"/>
@@ -2641,7 +2650,7 @@
               </w:rPr>
               <w:t xml:space="preserve">website provides information and </w:t>
             </w:r>
-            <w:hyperlink r:id="rId14" w:history="1">
+            <w:hyperlink r:id="rId15" w:history="1">
               <w:r>
                 <w:rPr>
                   <w:rFonts w:cs="Calibri"/>
@@ -2657,7 +2666,7 @@
               </w:rPr>
               <w:t xml:space="preserve"> and </w:t>
             </w:r>
-            <w:hyperlink r:id="rId15" w:history="1">
+            <w:hyperlink r:id="rId16" w:history="1">
               <w:r>
                 <w:rPr>
                   <w:rFonts w:cs="Calibri"/>
@@ -2695,7 +2704,7 @@
               </w:rPr>
               <w:t xml:space="preserve">Disability/religious observance/pregnancy/short-term military service, as required by law and approved by the </w:t>
             </w:r>
-            <w:hyperlink r:id="rId16" w:history="1">
+            <w:hyperlink r:id="rId17" w:history="1">
               <w:r>
                 <w:rPr>
                   <w:rFonts w:cs="Calibri"/>
@@ -2730,7 +2739,7 @@
               </w:rPr>
               <w:t xml:space="preserve">Significant health condition and/or personal/family emergency as approved by the </w:t>
             </w:r>
-            <w:hyperlink r:id="rId17" w:history="1">
+            <w:hyperlink r:id="rId18" w:history="1">
               <w:r>
                 <w:rPr>
                   <w:rFonts w:cs="Calibri"/>
@@ -2746,7 +2755,7 @@
               </w:rPr>
               <w:t xml:space="preserve">, </w:t>
             </w:r>
-            <w:hyperlink r:id="rId18" w:history="1">
+            <w:hyperlink r:id="rId19" w:history="1">
               <w:r>
                 <w:rPr>
                   <w:rFonts w:cs="Calibri"/>
@@ -2785,7 +2794,7 @@
               </w:rPr>
               <w:t xml:space="preserve"> </w:t>
             </w:r>
-            <w:hyperlink r:id="rId19" w:history="1">
+            <w:hyperlink r:id="rId20" w:history="1">
               <w:r>
                 <w:rPr>
                   <w:rFonts w:cs="Calibri"/>
@@ -2958,7 +2967,7 @@
               </w:rPr>
               <w:t>Equal Opportunity and Compliance Accommodations Team  (</w:t>
             </w:r>
-            <w:hyperlink r:id="rId20" w:history="1">
+            <w:hyperlink r:id="rId21" w:history="1">
               <w:r>
                 <w:rPr>
                   <w:rFonts w:cs="Calibri"/>
@@ -3042,7 +3051,7 @@
               </w:rPr>
               <w:t xml:space="preserve">UNC-Chapel Hill is strongly committed to addressing the mental health needs of a diverse student body. The </w:t>
             </w:r>
-            <w:hyperlink r:id="rId21" w:history="1">
+            <w:hyperlink r:id="rId22" w:history="1">
               <w:r>
                 <w:rPr>
                   <w:rFonts w:cs="Calibri"/>
@@ -3072,7 +3081,7 @@
               </w:rPr>
               <w:t xml:space="preserve">to access the many mental health resources at Carolina. CAPS is the primary mental health provider for students, offering timely access to consultation and connection to clinically appropriate services. Go to the </w:t>
             </w:r>
-            <w:hyperlink r:id="rId22" w:history="1">
+            <w:hyperlink r:id="rId23" w:history="1">
               <w:r>
                 <w:rPr>
                   <w:rFonts w:cs="Calibri"/>
@@ -3162,7 +3171,7 @@
               <w:lastRenderedPageBreak/>
               <w:t xml:space="preserve">on campus or in the community. Reports can be made </w:t>
             </w:r>
-            <w:hyperlink r:id="rId23" w:history="1">
+            <w:hyperlink r:id="rId24" w:history="1">
               <w:r>
                 <w:rPr>
                   <w:rFonts w:cs="Calibri"/>
@@ -3178,7 +3187,7 @@
               </w:rPr>
               <w:t xml:space="preserve"> or by contacting the </w:t>
             </w:r>
-            <w:hyperlink r:id="rId24" w:history="1">
+            <w:hyperlink r:id="rId25" w:history="1">
               <w:r>
                 <w:rPr>
                   <w:rFonts w:cs="Calibri"/>
@@ -3194,7 +3203,7 @@
               </w:rPr>
               <w:t xml:space="preserve">, Elizabeth Hall, or the </w:t>
             </w:r>
-            <w:hyperlink r:id="rId25" w:history="1">
+            <w:hyperlink r:id="rId26" w:history="1">
               <w:r>
                 <w:rPr>
                   <w:rFonts w:cs="Calibri"/>
@@ -3210,7 +3219,7 @@
               </w:rPr>
               <w:t xml:space="preserve"> in the Equal Opportunity and Compliance Office.  Please note that I am designated as a Responsible Employee, which means I must report to the EOC any information I receive about the forms of misconduct listed in this paragraph.  If you’d like to speak with a confidential resource, those include Counseling and Psychological Services, the University’s Ombuds Office, and the </w:t>
             </w:r>
-            <w:hyperlink r:id="rId26" w:history="1">
+            <w:hyperlink r:id="rId27" w:history="1">
               <w:r>
                 <w:rPr>
                   <w:rFonts w:cs="Calibri"/>
@@ -3226,7 +3235,7 @@
               </w:rPr>
               <w:t xml:space="preserve">. Additional resources are available at </w:t>
             </w:r>
-            <w:hyperlink r:id="rId27" w:history="1">
+            <w:hyperlink r:id="rId28" w:history="1">
               <w:r>
                 <w:rPr>
                   <w:rFonts w:cs="Calibri"/>
@@ -3310,7 +3319,7 @@
               </w:rPr>
               <w:t xml:space="preserve">Students are bound by UNC’s </w:t>
             </w:r>
-            <w:hyperlink r:id="rId28" w:history="1">
+            <w:hyperlink r:id="rId29" w:history="1">
               <w:r>
                 <w:rPr>
                   <w:rFonts w:cs="Calibri"/>
@@ -3499,8 +3508,8 @@
       </w:pPr>
     </w:p>
     <w:sectPr>
-      <w:headerReference w:type="default" r:id="rId29"/>
-      <w:footerReference w:type="default" r:id="rId30"/>
+      <w:headerReference w:type="default" r:id="rId30"/>
+      <w:footerReference w:type="default" r:id="rId31"/>
       <w:pgSz w:w="12240" w:h="15840"/>
       <w:pgMar w:top="1152" w:right="1152" w:bottom="1152" w:left="1152" w:header="720" w:footer="720" w:gutter="0"/>
       <w:pgNumType w:start="0"/>

--- a/Syllabi/STOR155_002_SYLLABUS.docx
+++ b/Syllabi/STOR155_002_SYLLABUS.docx
@@ -386,7 +386,19 @@
               <w:rPr>
                 <w:rFonts w:cstheme="minorHAnsi"/>
               </w:rPr>
-              <w:t xml:space="preserve"> M, 2PM – 3PM &amp; F, 4PM – 5PM on Zoom (Hyperlink on Website)</w:t>
+              <w:t xml:space="preserve"> M, 2PM – 3PM &amp;  </w:t>
+            </w:r>
+            <w:r>
+              <w:rPr>
+                <w:rFonts w:cstheme="minorHAnsi"/>
+              </w:rPr>
+              <w:t>T, 4</w:t>
+            </w:r>
+            <w:r>
+              <w:rPr>
+                <w:rFonts w:cstheme="minorHAnsi"/>
+              </w:rPr>
+              <w:t>PM – 5PM on Zoom (Hyperlink on Website)</w:t>
             </w:r>
           </w:p>
           <w:p>
